--- a/TechComm/semester/2026-01-Spring/Policies4TW-Spring26.docx
+++ b/TechComm/semester/2026-01-Spring/Policies4TW-Spring26.docx
@@ -689,21 +689,7 @@
             <w:color w:val="C64600"/>
             <w:u w:val="single"/>
           </w:rPr>
-          <w:t>Speak</w:t>
-        </w:r>
-        <w:r>
-          <w:rPr>
-            <w:color w:val="C64600"/>
-            <w:u w:val="single"/>
-          </w:rPr>
-          <w:t>s</w:t>
-        </w:r>
-        <w:r>
-          <w:rPr>
-            <w:color w:val="C64600"/>
-            <w:u w:val="single"/>
-          </w:rPr>
-          <w:t>:</w:t>
+          <w:t>Speaks:</w:t>
         </w:r>
         <w:r>
           <w:rPr>
@@ -1176,21 +1162,7 @@
             <w:color w:val="C64600"/>
             <w:u w:val="single"/>
           </w:rPr>
-          <w:t>Fam</w:t>
-        </w:r>
-        <w:r>
-          <w:rPr>
-            <w:color w:val="C64600"/>
-            <w:u w:val="single"/>
-          </w:rPr>
-          <w:t>i</w:t>
-        </w:r>
-        <w:r>
-          <w:rPr>
-            <w:color w:val="C64600"/>
-            <w:u w:val="single"/>
-          </w:rPr>
-          <w:t>ly</w:t>
+          <w:t>Family</w:t>
         </w:r>
         <w:r>
           <w:rPr>
@@ -1222,7 +1194,6 @@
         <w:rPr>
           <w:noProof/>
         </w:rPr>
-        <w:lastRenderedPageBreak/>
         <w:drawing>
           <wp:anchor distT="0" distB="0" distL="114300" distR="114300" simplePos="0" relativeHeight="251659265" behindDoc="0" locked="0" layoutInCell="1" allowOverlap="1" wp14:anchorId="2FC0EB65" wp14:editId="4F491E95">
             <wp:simplePos x="0" y="0"/>
@@ -1388,6 +1359,7 @@
         <w:pStyle w:val="Heading2"/>
       </w:pPr>
       <w:r>
+        <w:lastRenderedPageBreak/>
         <w:t>Table</w:t>
       </w:r>
       <w:r>
@@ -2954,19 +2926,7 @@
           <w:rPr>
             <w:rStyle w:val="Hyperlink"/>
           </w:rPr>
-          <w:t>Pa</w:t>
-        </w:r>
-        <w:r>
-          <w:rPr>
-            <w:rStyle w:val="Hyperlink"/>
-          </w:rPr>
-          <w:t>r</w:t>
-        </w:r>
-        <w:r>
-          <w:rPr>
-            <w:rStyle w:val="Hyperlink"/>
-          </w:rPr>
-          <w:t>ticipation</w:t>
+          <w:t>Participation</w:t>
         </w:r>
       </w:hyperlink>
       <w:r>
@@ -4194,171 +4154,147 @@
           <w:rPr>
             <w:rStyle w:val="Hyperlink"/>
           </w:rPr>
-          <w:t>H</w:t>
+          <w:t>Health</w:t>
         </w:r>
         <w:r>
           <w:rPr>
             <w:rStyle w:val="Hyperlink"/>
           </w:rPr>
-          <w:t>e</w:t>
+          <w:t xml:space="preserve"> </w:t>
         </w:r>
         <w:r>
           <w:rPr>
             <w:rStyle w:val="Hyperlink"/>
           </w:rPr>
-          <w:t>alth</w:t>
-        </w:r>
+          <w:t>Center</w:t>
+        </w:r>
+      </w:hyperlink>
+      <w:r>
+        <w:rPr>
+          <w:color w:val="222222"/>
+        </w:rPr>
+        <w:t>,</w:t>
+      </w:r>
+      <w:r>
+        <w:rPr>
+          <w:color w:val="222222"/>
+        </w:rPr>
+        <w:t xml:space="preserve"> </w:t>
+      </w:r>
+      <w:r>
+        <w:rPr>
+          <w:color w:val="222222"/>
+        </w:rPr>
+        <w:t>and</w:t>
+      </w:r>
+      <w:r>
+        <w:rPr>
+          <w:color w:val="222222"/>
+        </w:rPr>
+        <w:t xml:space="preserve"> </w:t>
+      </w:r>
+      <w:r>
+        <w:rPr>
+          <w:color w:val="222222"/>
+        </w:rPr>
+        <w:t>for</w:t>
+      </w:r>
+      <w:r>
+        <w:rPr>
+          <w:color w:val="222222"/>
+        </w:rPr>
+        <w:t xml:space="preserve"> </w:t>
+      </w:r>
+      <w:r>
+        <w:rPr>
+          <w:color w:val="222222"/>
+        </w:rPr>
+        <w:t>psychiatric</w:t>
+      </w:r>
+      <w:r>
+        <w:rPr>
+          <w:color w:val="222222"/>
+        </w:rPr>
+        <w:t xml:space="preserve"> </w:t>
+      </w:r>
+      <w:r>
+        <w:rPr>
+          <w:color w:val="222222"/>
+        </w:rPr>
+        <w:t>or</w:t>
+      </w:r>
+      <w:r>
+        <w:rPr>
+          <w:color w:val="222222"/>
+        </w:rPr>
+        <w:t xml:space="preserve"> </w:t>
+      </w:r>
+      <w:r>
+        <w:rPr>
+          <w:color w:val="222222"/>
+        </w:rPr>
+        <w:t>psychological</w:t>
+      </w:r>
+      <w:r>
+        <w:rPr>
+          <w:color w:val="222222"/>
+        </w:rPr>
+        <w:t xml:space="preserve"> </w:t>
+      </w:r>
+      <w:r>
+        <w:rPr>
+          <w:color w:val="222222"/>
+        </w:rPr>
+        <w:t>issues,</w:t>
+      </w:r>
+      <w:r>
+        <w:rPr>
+          <w:color w:val="222222"/>
+        </w:rPr>
+        <w:t xml:space="preserve"> </w:t>
+      </w:r>
+      <w:r>
+        <w:rPr>
+          <w:color w:val="222222"/>
+        </w:rPr>
+        <w:t>use the resources from</w:t>
+      </w:r>
+      <w:r>
+        <w:rPr>
+          <w:color w:val="222222"/>
+        </w:rPr>
+        <w:t xml:space="preserve"> </w:t>
+      </w:r>
+      <w:r>
+        <w:rPr>
+          <w:color w:val="222222"/>
+        </w:rPr>
+        <w:t>the</w:t>
+      </w:r>
+      <w:r>
+        <w:rPr>
+          <w:color w:val="222222"/>
+        </w:rPr>
+        <w:t xml:space="preserve"> </w:t>
+      </w:r>
+      <w:hyperlink r:id="rId19">
         <w:r>
           <w:rPr>
             <w:rStyle w:val="Hyperlink"/>
           </w:rPr>
+          <w:t>Cook</w:t>
+        </w:r>
+        <w:r>
+          <w:rPr>
+            <w:rStyle w:val="Hyperlink"/>
+          </w:rPr>
           <w:t xml:space="preserve"> </w:t>
         </w:r>
         <w:r>
           <w:rPr>
             <w:rStyle w:val="Hyperlink"/>
           </w:rPr>
-          <w:t>Center</w:t>
-        </w:r>
-      </w:hyperlink>
-      <w:r>
-        <w:rPr>
-          <w:color w:val="222222"/>
-        </w:rPr>
-        <w:t>,</w:t>
-      </w:r>
-      <w:r>
-        <w:rPr>
-          <w:color w:val="222222"/>
-        </w:rPr>
-        <w:t xml:space="preserve"> </w:t>
-      </w:r>
-      <w:r>
-        <w:rPr>
-          <w:color w:val="222222"/>
-        </w:rPr>
-        <w:t>and</w:t>
-      </w:r>
-      <w:r>
-        <w:rPr>
-          <w:color w:val="222222"/>
-        </w:rPr>
-        <w:t xml:space="preserve"> </w:t>
-      </w:r>
-      <w:r>
-        <w:rPr>
-          <w:color w:val="222222"/>
-        </w:rPr>
-        <w:t>for</w:t>
-      </w:r>
-      <w:r>
-        <w:rPr>
-          <w:color w:val="222222"/>
-        </w:rPr>
-        <w:t xml:space="preserve"> </w:t>
-      </w:r>
-      <w:r>
-        <w:rPr>
-          <w:color w:val="222222"/>
-        </w:rPr>
-        <w:t>psychiatric</w:t>
-      </w:r>
-      <w:r>
-        <w:rPr>
-          <w:color w:val="222222"/>
-        </w:rPr>
-        <w:t xml:space="preserve"> </w:t>
-      </w:r>
-      <w:r>
-        <w:rPr>
-          <w:color w:val="222222"/>
-        </w:rPr>
-        <w:t>or</w:t>
-      </w:r>
-      <w:r>
-        <w:rPr>
-          <w:color w:val="222222"/>
-        </w:rPr>
-        <w:t xml:space="preserve"> </w:t>
-      </w:r>
-      <w:r>
-        <w:rPr>
-          <w:color w:val="222222"/>
-        </w:rPr>
-        <w:t>psychological</w:t>
-      </w:r>
-      <w:r>
-        <w:rPr>
-          <w:color w:val="222222"/>
-        </w:rPr>
-        <w:t xml:space="preserve"> </w:t>
-      </w:r>
-      <w:r>
-        <w:rPr>
-          <w:color w:val="222222"/>
-        </w:rPr>
-        <w:t>issues,</w:t>
-      </w:r>
-      <w:r>
-        <w:rPr>
-          <w:color w:val="222222"/>
-        </w:rPr>
-        <w:t xml:space="preserve"> </w:t>
-      </w:r>
-      <w:r>
-        <w:rPr>
-          <w:color w:val="222222"/>
-        </w:rPr>
-        <w:t>use the resources from</w:t>
-      </w:r>
-      <w:r>
-        <w:rPr>
-          <w:color w:val="222222"/>
-        </w:rPr>
-        <w:t xml:space="preserve"> </w:t>
-      </w:r>
-      <w:r>
-        <w:rPr>
-          <w:color w:val="222222"/>
-        </w:rPr>
-        <w:t>the</w:t>
-      </w:r>
-      <w:r>
-        <w:rPr>
-          <w:color w:val="222222"/>
-        </w:rPr>
-        <w:t xml:space="preserve"> </w:t>
-      </w:r>
-      <w:hyperlink r:id="rId19">
-        <w:r>
-          <w:rPr>
-            <w:rStyle w:val="Hyperlink"/>
-          </w:rPr>
-          <w:t>Cook</w:t>
-        </w:r>
-        <w:r>
-          <w:rPr>
-            <w:rStyle w:val="Hyperlink"/>
-          </w:rPr>
-          <w:t xml:space="preserve"> </w:t>
-        </w:r>
-        <w:r>
-          <w:rPr>
-            <w:rStyle w:val="Hyperlink"/>
-          </w:rPr>
-          <w:t>Couns</w:t>
-        </w:r>
-        <w:r>
-          <w:rPr>
-            <w:rStyle w:val="Hyperlink"/>
-          </w:rPr>
-          <w:t>e</w:t>
-        </w:r>
-        <w:r>
-          <w:rPr>
-            <w:rStyle w:val="Hyperlink"/>
-          </w:rPr>
-          <w:t>ling</w:t>
+          <w:t>Counseling</w:t>
         </w:r>
         <w:r>
           <w:rPr>
@@ -5025,7 +4961,6 @@
         <w:t xml:space="preserve"> </w:t>
       </w:r>
       <w:r>
-        <w:lastRenderedPageBreak/>
         <w:t>websites,</w:t>
       </w:r>
       <w:r>
@@ -5476,6 +5411,7 @@
       <w:bookmarkStart w:id="5" w:name="_Accessibility"/>
       <w:bookmarkEnd w:id="5"/>
       <w:r>
+        <w:lastRenderedPageBreak/>
         <w:drawing>
           <wp:inline distT="0" distB="0" distL="0" distR="0" wp14:anchorId="6F3AB60C" wp14:editId="12C6EAB0">
             <wp:extent cx="304800" cy="304800"/>
@@ -5877,21 +5813,7 @@
             <w:color w:val="C64600"/>
             <w:u w:val="single"/>
           </w:rPr>
-          <w:t>Servi</w:t>
-        </w:r>
-        <w:r>
-          <w:rPr>
-            <w:color w:val="C64600"/>
-            <w:u w:val="single"/>
-          </w:rPr>
-          <w:t>c</w:t>
-        </w:r>
-        <w:r>
-          <w:rPr>
-            <w:color w:val="C64600"/>
-            <w:u w:val="single"/>
-          </w:rPr>
-          <w:t>es</w:t>
+          <w:t>Services</w:t>
         </w:r>
         <w:r>
           <w:rPr>
@@ -6475,14 +6397,7 @@
             <w:color w:val="C64600"/>
             <w:u w:val="single"/>
           </w:rPr>
-          <w:t>ma</w:t>
-        </w:r>
-        <w:r>
-          <w:rPr>
-            <w:color w:val="C64600"/>
-            <w:u w:val="single"/>
-          </w:rPr>
-          <w:t>p</w:t>
+          <w:t>map</w:t>
         </w:r>
         <w:r>
           <w:rPr>
@@ -7264,19 +7179,7 @@
         <w:rPr>
           <w:color w:val="auto"/>
         </w:rPr>
-        <w:t>priv</w:t>
-      </w:r>
-      <w:r>
-        <w:rPr>
-          <w:color w:val="auto"/>
-        </w:rPr>
-        <w:t>a</w:t>
-      </w:r>
-      <w:r>
-        <w:rPr>
-          <w:color w:val="auto"/>
-        </w:rPr>
-        <w:t>te</w:t>
+        <w:t>private</w:t>
       </w:r>
       <w:r>
         <w:rPr>
@@ -8542,49 +8445,19 @@
           <w:rPr>
             <w:rStyle w:val="Hyperlink"/>
           </w:rPr>
-          <w:t>l</w:t>
+          <w:t>late</w:t>
         </w:r>
         <w:r>
           <w:rPr>
             <w:rStyle w:val="Hyperlink"/>
           </w:rPr>
-          <w:t>a</w:t>
+          <w:t xml:space="preserve"> </w:t>
         </w:r>
         <w:r>
           <w:rPr>
             <w:rStyle w:val="Hyperlink"/>
           </w:rPr>
-          <w:t>t</w:t>
-        </w:r>
-        <w:r>
-          <w:rPr>
-            <w:rStyle w:val="Hyperlink"/>
-          </w:rPr>
-          <w:t>e</w:t>
-        </w:r>
-        <w:r>
-          <w:rPr>
-            <w:rStyle w:val="Hyperlink"/>
-          </w:rPr>
-          <w:t xml:space="preserve"> </w:t>
-        </w:r>
-        <w:r>
-          <w:rPr>
-            <w:rStyle w:val="Hyperlink"/>
-          </w:rPr>
-          <w:t>p</w:t>
-        </w:r>
-        <w:r>
-          <w:rPr>
-            <w:rStyle w:val="Hyperlink"/>
-          </w:rPr>
-          <w:t>o</w:t>
-        </w:r>
-        <w:r>
-          <w:rPr>
-            <w:rStyle w:val="Hyperlink"/>
-          </w:rPr>
-          <w:t>licy</w:t>
+          <w:t>policy</w:t>
         </w:r>
         <w:r>
           <w:rPr>
@@ -8750,21 +8623,7 @@
             <w:color w:val="C64600"/>
             <w:u w:val="single"/>
           </w:rPr>
-          <w:t>Virgi</w:t>
-        </w:r>
-        <w:r>
-          <w:rPr>
-            <w:color w:val="C64600"/>
-            <w:u w:val="single"/>
-          </w:rPr>
-          <w:t>n</w:t>
-        </w:r>
-        <w:r>
-          <w:rPr>
-            <w:color w:val="C64600"/>
-            <w:u w:val="single"/>
-          </w:rPr>
-          <w:t>ia</w:t>
+          <w:t>Virginia</w:t>
         </w:r>
         <w:r>
           <w:rPr>
@@ -8925,21 +8784,7 @@
             <w:color w:val="C64600"/>
             <w:u w:val="single"/>
           </w:rPr>
-          <w:t>sta</w:t>
-        </w:r>
-        <w:r>
-          <w:rPr>
-            <w:color w:val="C64600"/>
-            <w:u w:val="single"/>
-          </w:rPr>
-          <w:t>n</w:t>
-        </w:r>
-        <w:r>
-          <w:rPr>
-            <w:color w:val="C64600"/>
-            <w:u w:val="single"/>
-          </w:rPr>
-          <w:t>dards?</w:t>
+          <w:t>standards?</w:t>
         </w:r>
       </w:hyperlink>
       <w:r>
@@ -9094,14 +8939,7 @@
             <w:color w:val="C64600"/>
             <w:u w:val="single"/>
           </w:rPr>
-          <w:t>Accessibilit</w:t>
-        </w:r>
-        <w:r>
-          <w:rPr>
-            <w:color w:val="C64600"/>
-            <w:u w:val="single"/>
-          </w:rPr>
-          <w:t>y</w:t>
+          <w:t>Accessibility</w:t>
         </w:r>
         <w:r>
           <w:rPr>
@@ -9336,21 +9174,7 @@
             <w:color w:val="C64600"/>
             <w:u w:val="single"/>
           </w:rPr>
-          <w:t>Acces</w:t>
-        </w:r>
-        <w:r>
-          <w:rPr>
-            <w:color w:val="C64600"/>
-            <w:u w:val="single"/>
-          </w:rPr>
-          <w:t>s</w:t>
-        </w:r>
-        <w:r>
-          <w:rPr>
-            <w:color w:val="C64600"/>
-            <w:u w:val="single"/>
-          </w:rPr>
-          <w:t>ibility</w:t>
+          <w:t>Accessibility</w:t>
         </w:r>
         <w:r>
           <w:rPr>
@@ -9946,6 +9770,7 @@
           <w:b/>
           <w:color w:val="222222"/>
         </w:rPr>
+        <w:lastRenderedPageBreak/>
         <w:t>What</w:t>
       </w:r>
       <w:r>
@@ -10621,19 +10446,7 @@
           <w:rPr>
             <w:rStyle w:val="Hyperlink"/>
           </w:rPr>
-          <w:t xml:space="preserve">Accessibility </w:t>
-        </w:r>
-        <w:r>
-          <w:rPr>
-            <w:rStyle w:val="Hyperlink"/>
-          </w:rPr>
-          <w:t>S</w:t>
-        </w:r>
-        <w:r>
-          <w:rPr>
-            <w:rStyle w:val="Hyperlink"/>
-          </w:rPr>
-          <w:t>tandards</w:t>
+          <w:t>Accessibility Standards</w:t>
         </w:r>
       </w:hyperlink>
       <w:r>
@@ -10663,42 +10476,18 @@
           <w:rPr>
             <w:rStyle w:val="Hyperlink"/>
           </w:rPr>
-          <w:t>Belon</w:t>
-        </w:r>
+          <w:t>Belonging Website</w:t>
+        </w:r>
+      </w:hyperlink>
+      <w:r>
+        <w:t xml:space="preserve"> or review the </w:t>
+      </w:r>
+      <w:hyperlink r:id="rId37" w:history="1">
         <w:r>
           <w:rPr>
             <w:rStyle w:val="Hyperlink"/>
           </w:rPr>
-          <w:t>g</w:t>
-        </w:r>
-        <w:r>
-          <w:rPr>
-            <w:rStyle w:val="Hyperlink"/>
-          </w:rPr>
-          <w:t>ing Website</w:t>
-        </w:r>
-      </w:hyperlink>
-      <w:r>
-        <w:t xml:space="preserve"> or review the </w:t>
-      </w:r>
-      <w:hyperlink r:id="rId37" w:history="1">
-        <w:r>
-          <w:rPr>
-            <w:rStyle w:val="Hyperlink"/>
-          </w:rPr>
-          <w:t>Accessi</w:t>
-        </w:r>
-        <w:r>
-          <w:rPr>
-            <w:rStyle w:val="Hyperlink"/>
-          </w:rPr>
-          <w:t>b</w:t>
-        </w:r>
-        <w:r>
-          <w:rPr>
-            <w:rStyle w:val="Hyperlink"/>
-          </w:rPr>
-          <w:t>ility Features of each Google product</w:t>
+          <w:t>Accessibility Features of each Google product</w:t>
         </w:r>
       </w:hyperlink>
       <w:r>
@@ -10728,50 +10517,22 @@
           <w:rPr>
             <w:rStyle w:val="Hyperlink"/>
           </w:rPr>
-          <w:t>Microsoft</w:t>
-        </w:r>
+          <w:t>Microsoft’s accessibility statement</w:t>
+        </w:r>
+      </w:hyperlink>
+      <w:r>
+        <w:t xml:space="preserve"> page. Provide feedback or ask questions about Word and other products at </w:t>
+      </w:r>
+      <w:hyperlink r:id="rId39" w:history="1">
         <w:r>
           <w:rPr>
             <w:rStyle w:val="Hyperlink"/>
           </w:rPr>
-          <w:t>’</w:t>
-        </w:r>
-        <w:r>
-          <w:rPr>
-            <w:rStyle w:val="Hyperlink"/>
-          </w:rPr>
-          <w:t>s accessibility statement</w:t>
+          <w:t>Microsoft Support</w:t>
         </w:r>
       </w:hyperlink>
       <w:r>
-        <w:t xml:space="preserve"> page. Provide feedback or ask questions about Word and other products at </w:t>
-      </w:r>
-      <w:hyperlink r:id="rId39" w:history="1">
-        <w:r>
-          <w:rPr>
-            <w:rStyle w:val="Hyperlink"/>
-          </w:rPr>
-          <w:t>Mic</w:t>
-        </w:r>
-        <w:r>
-          <w:rPr>
-            <w:rStyle w:val="Hyperlink"/>
-          </w:rPr>
-          <w:t>r</w:t>
-        </w:r>
-        <w:r>
-          <w:rPr>
-            <w:rStyle w:val="Hyperlink"/>
-          </w:rPr>
-          <w:t>osoft Support</w:t>
-        </w:r>
-      </w:hyperlink>
-      <w:r>
-        <w:t xml:space="preserve">. Click on the “Help” link in the </w:t>
-      </w:r>
-      <w:r>
-        <w:lastRenderedPageBreak/>
-        <w:t>primary toolbar across the top of the page in Microsoft Word for assistance while you’re working on a document.</w:t>
+        <w:t>. Click on the “Help” link in the primary toolbar across the top of the page in Microsoft Word for assistance while you’re working on a document.</w:t>
       </w:r>
     </w:p>
     <w:p>
@@ -10837,19 +10598,7 @@
           <w:rPr>
             <w:rStyle w:val="Hyperlink"/>
           </w:rPr>
-          <w:t>YouTu</w:t>
-        </w:r>
-        <w:r>
-          <w:rPr>
-            <w:rStyle w:val="Hyperlink"/>
-          </w:rPr>
-          <w:t>b</w:t>
-        </w:r>
-        <w:r>
-          <w:rPr>
-            <w:rStyle w:val="Hyperlink"/>
-          </w:rPr>
-          <w:t>e’s Help Center</w:t>
+          <w:t>YouTube’s Help Center</w:t>
         </w:r>
       </w:hyperlink>
       <w:r>
@@ -10879,42 +10628,18 @@
           <w:rPr>
             <w:rStyle w:val="Hyperlink"/>
           </w:rPr>
-          <w:t xml:space="preserve">Zoom’s </w:t>
-        </w:r>
+          <w:t>Zoom’s accessibility policy</w:t>
+        </w:r>
+      </w:hyperlink>
+      <w:r>
+        <w:t xml:space="preserve">. Provide feedback or ask questions at </w:t>
+      </w:r>
+      <w:hyperlink r:id="rId44" w:history="1">
         <w:r>
           <w:rPr>
             <w:rStyle w:val="Hyperlink"/>
           </w:rPr>
-          <w:t>a</w:t>
-        </w:r>
-        <w:r>
-          <w:rPr>
-            <w:rStyle w:val="Hyperlink"/>
-          </w:rPr>
-          <w:t>ccessibility policy</w:t>
-        </w:r>
-      </w:hyperlink>
-      <w:r>
-        <w:t xml:space="preserve">. Provide feedback or ask questions at </w:t>
-      </w:r>
-      <w:hyperlink r:id="rId44" w:history="1">
-        <w:r>
-          <w:rPr>
-            <w:rStyle w:val="Hyperlink"/>
-          </w:rPr>
-          <w:t>Zoo</w:t>
-        </w:r>
-        <w:r>
-          <w:rPr>
-            <w:rStyle w:val="Hyperlink"/>
-          </w:rPr>
-          <w:t>m</w:t>
-        </w:r>
-        <w:r>
-          <w:rPr>
-            <w:rStyle w:val="Hyperlink"/>
-          </w:rPr>
-          <w:t xml:space="preserve"> Support</w:t>
+          <w:t>Zoom Support</w:t>
         </w:r>
       </w:hyperlink>
       <w:r>
@@ -10944,19 +10669,7 @@
           <w:rPr>
             <w:rStyle w:val="Hyperlink"/>
           </w:rPr>
-          <w:t>Virgi</w:t>
-        </w:r>
-        <w:r>
-          <w:rPr>
-            <w:rStyle w:val="Hyperlink"/>
-          </w:rPr>
-          <w:t>n</w:t>
-        </w:r>
-        <w:r>
-          <w:rPr>
-            <w:rStyle w:val="Hyperlink"/>
-          </w:rPr>
-          <w:t>ia Tech 4Help</w:t>
+          <w:t>Virginia Tech 4Help</w:t>
         </w:r>
       </w:hyperlink>
       <w:r>
@@ -15948,7 +15661,6 @@
         <w:t xml:space="preserve"> </w:t>
       </w:r>
       <w:r>
-        <w:lastRenderedPageBreak/>
         <w:t>advance).</w:t>
       </w:r>
       <w:r>
@@ -16372,6 +16084,7 @@
         <w:rPr>
           <w:b/>
         </w:rPr>
+        <w:lastRenderedPageBreak/>
         <w:t>Questions</w:t>
       </w:r>
       <w:r>
@@ -16535,21 +16248,7 @@
             <w:color w:val="C64600"/>
             <w:u w:val="single"/>
           </w:rPr>
-          <w:t>re</w:t>
-        </w:r>
-        <w:r>
-          <w:rPr>
-            <w:color w:val="C64600"/>
-            <w:u w:val="single"/>
-          </w:rPr>
-          <w:t>q</w:t>
-        </w:r>
-        <w:r>
-          <w:rPr>
-            <w:color w:val="C64600"/>
-            <w:u w:val="single"/>
-          </w:rPr>
-          <w:t>uirements</w:t>
+          <w:t>requirements</w:t>
         </w:r>
       </w:hyperlink>
       <w:r>
@@ -16692,56 +16391,28 @@
             <w:color w:val="C64600"/>
             <w:u w:val="single"/>
           </w:rPr>
-          <w:t>Safe</w:t>
-        </w:r>
+          <w:t>Safe at VT page</w:t>
+        </w:r>
+      </w:hyperlink>
+      <w:r>
+        <w:rPr>
+          <w:color w:val="222222"/>
+        </w:rPr>
+        <w:t xml:space="preserve"> </w:t>
+      </w:r>
+      <w:r>
+        <w:rPr>
+          <w:color w:val="222222"/>
+        </w:rPr>
+        <w:t xml:space="preserve">and </w:t>
+      </w:r>
+      <w:hyperlink r:id="rId59">
         <w:r>
           <w:rPr>
             <w:color w:val="C64600"/>
             <w:u w:val="single"/>
           </w:rPr>
-          <w:t xml:space="preserve"> </w:t>
-        </w:r>
-        <w:r>
-          <w:rPr>
-            <w:color w:val="C64600"/>
-            <w:u w:val="single"/>
-          </w:rPr>
-          <w:t>at VT page</w:t>
-        </w:r>
-      </w:hyperlink>
-      <w:r>
-        <w:rPr>
-          <w:color w:val="222222"/>
-        </w:rPr>
-        <w:t xml:space="preserve"> </w:t>
-      </w:r>
-      <w:r>
-        <w:rPr>
-          <w:color w:val="222222"/>
-        </w:rPr>
-        <w:t xml:space="preserve">and </w:t>
-      </w:r>
-      <w:hyperlink r:id="rId59">
-        <w:r>
-          <w:rPr>
-            <w:color w:val="C64600"/>
-            <w:u w:val="single"/>
-          </w:rPr>
-          <w:t>SAFE at VT and Ti</w:t>
-        </w:r>
-        <w:r>
-          <w:rPr>
-            <w:color w:val="C64600"/>
-            <w:u w:val="single"/>
-          </w:rPr>
-          <w:t>t</w:t>
-        </w:r>
-        <w:r>
-          <w:rPr>
-            <w:color w:val="C64600"/>
-            <w:u w:val="single"/>
-          </w:rPr>
-          <w:t>le IX at Virginia Tech</w:t>
+          <w:t>SAFE at VT and Title IX at Virginia Tech</w:t>
         </w:r>
       </w:hyperlink>
       <w:r>
@@ -17890,7 +17561,6 @@
       <w:bookmarkStart w:id="14" w:name="_Your_Responsibilities_in"/>
       <w:bookmarkEnd w:id="14"/>
       <w:r>
-        <w:lastRenderedPageBreak/>
         <w:br w:type="page"/>
       </w:r>
     </w:p>
@@ -20343,21 +20013,7 @@
             <w:color w:val="C64600"/>
             <w:u w:val="single"/>
           </w:rPr>
-          <w:t>Pri</w:t>
-        </w:r>
-        <w:r>
-          <w:rPr>
-            <w:color w:val="C64600"/>
-            <w:u w:val="single"/>
-          </w:rPr>
-          <w:t>n</w:t>
-        </w:r>
-        <w:r>
-          <w:rPr>
-            <w:color w:val="C64600"/>
-            <w:u w:val="single"/>
-          </w:rPr>
-          <w:t>ciples</w:t>
+          <w:t>Principles</w:t>
         </w:r>
         <w:r>
           <w:rPr>
@@ -20646,21 +20302,7 @@
             <w:color w:val="C64600"/>
             <w:u w:val="single"/>
           </w:rPr>
-          <w:t>Under</w:t>
-        </w:r>
-        <w:r>
-          <w:rPr>
-            <w:color w:val="C64600"/>
-            <w:u w:val="single"/>
-          </w:rPr>
-          <w:t>g</w:t>
-        </w:r>
-        <w:r>
-          <w:rPr>
-            <w:color w:val="C64600"/>
-            <w:u w:val="single"/>
-          </w:rPr>
-          <w:t>raduate</w:t>
+          <w:t>Undergraduate</w:t>
         </w:r>
         <w:r>
           <w:rPr>
@@ -22510,21 +22152,7 @@
             <w:color w:val="C64600"/>
             <w:u w:val="single"/>
           </w:rPr>
-          <w:t>Under</w:t>
-        </w:r>
-        <w:r>
-          <w:rPr>
-            <w:color w:val="C64600"/>
-            <w:u w:val="single"/>
-          </w:rPr>
-          <w:t>g</w:t>
-        </w:r>
-        <w:r>
-          <w:rPr>
-            <w:color w:val="C64600"/>
-            <w:u w:val="single"/>
-          </w:rPr>
-          <w:t>raduate</w:t>
+          <w:t>Undergraduate</w:t>
         </w:r>
         <w:r>
           <w:rPr>
@@ -25410,21 +25038,7 @@
             <w:color w:val="C64600"/>
             <w:u w:val="single"/>
           </w:rPr>
-          <w:t>Undergra</w:t>
-        </w:r>
-        <w:r>
-          <w:rPr>
-            <w:color w:val="C64600"/>
-            <w:u w:val="single"/>
-          </w:rPr>
-          <w:t>d</w:t>
-        </w:r>
-        <w:r>
-          <w:rPr>
-            <w:color w:val="C64600"/>
-            <w:u w:val="single"/>
-          </w:rPr>
-          <w:t>uate</w:t>
+          <w:t>Undergraduate</w:t>
         </w:r>
         <w:r>
           <w:rPr>
@@ -26335,7 +25949,6 @@
         <w:spacing w:line="276" w:lineRule="auto"/>
       </w:pPr>
       <w:r>
-        <w:lastRenderedPageBreak/>
         <w:t>If</w:t>
       </w:r>
       <w:r>
@@ -26655,6 +26268,7 @@
       <w:bookmarkStart w:id="19" w:name="_Late_Policy_&amp;"/>
       <w:bookmarkEnd w:id="19"/>
       <w:r>
+        <w:lastRenderedPageBreak/>
         <w:drawing>
           <wp:inline distT="0" distB="0" distL="0" distR="0" wp14:anchorId="3FBC52CF" wp14:editId="7937B536">
             <wp:extent cx="304800" cy="304800"/>
@@ -28225,338 +27839,337 @@
             <w:color w:val="C64600"/>
             <w:u w:val="single"/>
           </w:rPr>
-          <w:t>a</w:t>
-        </w:r>
-        <w:r>
-          <w:rPr>
-            <w:b/>
+          <w:t>assault</w:t>
+        </w:r>
+      </w:hyperlink>
+      <w:r>
+        <w:rPr>
+          <w:color w:val="222222"/>
+        </w:rPr>
+        <w:t>:</w:t>
+      </w:r>
+      <w:r>
+        <w:rPr>
+          <w:color w:val="222222"/>
+        </w:rPr>
+        <w:t xml:space="preserve"> </w:t>
+      </w:r>
+      <w:r>
+        <w:rPr>
+          <w:color w:val="222222"/>
+        </w:rPr>
+        <w:t>Dial</w:t>
+      </w:r>
+      <w:r>
+        <w:rPr>
+          <w:color w:val="222222"/>
+        </w:rPr>
+        <w:t xml:space="preserve"> </w:t>
+      </w:r>
+      <w:r>
+        <w:rPr>
+          <w:color w:val="222222"/>
+        </w:rPr>
+        <w:t>911,</w:t>
+      </w:r>
+      <w:r>
+        <w:rPr>
+          <w:color w:val="222222"/>
+        </w:rPr>
+        <w:t xml:space="preserve"> </w:t>
+      </w:r>
+      <w:r>
+        <w:rPr>
+          <w:color w:val="222222"/>
+        </w:rPr>
+        <w:t>or</w:t>
+      </w:r>
+      <w:r>
+        <w:rPr>
+          <w:color w:val="222222"/>
+        </w:rPr>
+        <w:t xml:space="preserve"> </w:t>
+      </w:r>
+      <w:r>
+        <w:rPr>
+          <w:color w:val="222222"/>
+        </w:rPr>
+        <w:t>call</w:t>
+      </w:r>
+      <w:r>
+        <w:rPr>
+          <w:color w:val="222222"/>
+        </w:rPr>
+        <w:t xml:space="preserve"> </w:t>
+      </w:r>
+      <w:r>
+        <w:rPr>
+          <w:color w:val="222222"/>
+        </w:rPr>
+        <w:t>the</w:t>
+      </w:r>
+      <w:r>
+        <w:rPr>
+          <w:color w:val="222222"/>
+        </w:rPr>
+        <w:t xml:space="preserve"> </w:t>
+      </w:r>
+      <w:r>
+        <w:rPr>
+          <w:color w:val="222222"/>
+        </w:rPr>
+        <w:t>Student</w:t>
+      </w:r>
+      <w:r>
+        <w:rPr>
+          <w:color w:val="222222"/>
+        </w:rPr>
+        <w:t xml:space="preserve"> </w:t>
+      </w:r>
+      <w:r>
+        <w:rPr>
+          <w:color w:val="222222"/>
+        </w:rPr>
+        <w:t>Health</w:t>
+      </w:r>
+      <w:r>
+        <w:rPr>
+          <w:color w:val="222222"/>
+        </w:rPr>
+        <w:t xml:space="preserve"> </w:t>
+      </w:r>
+      <w:r>
+        <w:rPr>
+          <w:color w:val="222222"/>
+        </w:rPr>
+        <w:t>Care</w:t>
+      </w:r>
+      <w:r>
+        <w:rPr>
+          <w:color w:val="222222"/>
+        </w:rPr>
+        <w:t xml:space="preserve"> </w:t>
+      </w:r>
+      <w:r>
+        <w:rPr>
+          <w:color w:val="222222"/>
+        </w:rPr>
+        <w:t>Center</w:t>
+      </w:r>
+      <w:r>
+        <w:rPr>
+          <w:color w:val="222222"/>
+        </w:rPr>
+        <w:t xml:space="preserve"> </w:t>
+      </w:r>
+      <w:r>
+        <w:rPr>
+          <w:color w:val="222222"/>
+        </w:rPr>
+        <w:t>at</w:t>
+      </w:r>
+      <w:r>
+        <w:rPr>
+          <w:color w:val="222222"/>
+        </w:rPr>
+        <w:t xml:space="preserve"> </w:t>
+      </w:r>
+      <w:r>
+        <w:rPr>
+          <w:color w:val="222222"/>
+        </w:rPr>
+        <w:t>540-231-7642,</w:t>
+      </w:r>
+      <w:r>
+        <w:rPr>
+          <w:color w:val="222222"/>
+        </w:rPr>
+        <w:t xml:space="preserve"> </w:t>
+      </w:r>
+      <w:r>
+        <w:rPr>
+          <w:color w:val="222222"/>
+        </w:rPr>
+        <w:t>or</w:t>
+      </w:r>
+      <w:r>
+        <w:rPr>
+          <w:color w:val="222222"/>
+        </w:rPr>
+        <w:t xml:space="preserve"> </w:t>
+      </w:r>
+      <w:r>
+        <w:rPr>
+          <w:color w:val="222222"/>
+        </w:rPr>
+        <w:t>contact</w:t>
+      </w:r>
+      <w:r>
+        <w:rPr>
+          <w:color w:val="222222"/>
+        </w:rPr>
+        <w:t xml:space="preserve"> </w:t>
+      </w:r>
+      <w:hyperlink r:id="rId92">
+        <w:r>
+          <w:rPr>
             <w:color w:val="C64600"/>
             <w:u w:val="single"/>
           </w:rPr>
-          <w:t>ssault</w:t>
+          <w:t>CARES</w:t>
         </w:r>
       </w:hyperlink>
       <w:r>
         <w:rPr>
           <w:color w:val="222222"/>
         </w:rPr>
-        <w:t>:</w:t>
-      </w:r>
-      <w:r>
-        <w:rPr>
-          <w:color w:val="222222"/>
-        </w:rPr>
-        <w:t xml:space="preserve"> </w:t>
-      </w:r>
-      <w:r>
-        <w:rPr>
-          <w:color w:val="222222"/>
-        </w:rPr>
-        <w:t>Dial</w:t>
-      </w:r>
-      <w:r>
-        <w:rPr>
-          <w:color w:val="222222"/>
-        </w:rPr>
-        <w:t xml:space="preserve"> </w:t>
-      </w:r>
-      <w:r>
-        <w:rPr>
-          <w:color w:val="222222"/>
-        </w:rPr>
-        <w:t>911,</w:t>
-      </w:r>
-      <w:r>
-        <w:rPr>
-          <w:color w:val="222222"/>
-        </w:rPr>
-        <w:t xml:space="preserve"> </w:t>
-      </w:r>
-      <w:r>
-        <w:rPr>
-          <w:color w:val="222222"/>
-        </w:rPr>
-        <w:t>or</w:t>
-      </w:r>
-      <w:r>
-        <w:rPr>
-          <w:color w:val="222222"/>
-        </w:rPr>
-        <w:t xml:space="preserve"> </w:t>
-      </w:r>
-      <w:r>
-        <w:rPr>
-          <w:color w:val="222222"/>
-        </w:rPr>
-        <w:t>call</w:t>
-      </w:r>
-      <w:r>
-        <w:rPr>
-          <w:color w:val="222222"/>
-        </w:rPr>
-        <w:t xml:space="preserve"> </w:t>
-      </w:r>
-      <w:r>
-        <w:rPr>
-          <w:color w:val="222222"/>
-        </w:rPr>
-        <w:t>the</w:t>
-      </w:r>
-      <w:r>
-        <w:rPr>
-          <w:color w:val="222222"/>
-        </w:rPr>
-        <w:t xml:space="preserve"> </w:t>
-      </w:r>
-      <w:r>
-        <w:rPr>
-          <w:color w:val="222222"/>
-        </w:rPr>
-        <w:t>Student</w:t>
-      </w:r>
-      <w:r>
-        <w:rPr>
-          <w:color w:val="222222"/>
-        </w:rPr>
-        <w:t xml:space="preserve"> </w:t>
-      </w:r>
-      <w:r>
-        <w:rPr>
-          <w:color w:val="222222"/>
-        </w:rPr>
-        <w:t>Health</w:t>
-      </w:r>
-      <w:r>
-        <w:rPr>
-          <w:color w:val="222222"/>
-        </w:rPr>
-        <w:t xml:space="preserve"> </w:t>
-      </w:r>
-      <w:r>
-        <w:rPr>
-          <w:color w:val="222222"/>
-        </w:rPr>
-        <w:t>Care</w:t>
-      </w:r>
-      <w:r>
-        <w:rPr>
-          <w:color w:val="222222"/>
-        </w:rPr>
-        <w:t xml:space="preserve"> </w:t>
-      </w:r>
-      <w:r>
-        <w:rPr>
-          <w:color w:val="222222"/>
-        </w:rPr>
-        <w:t>Center</w:t>
-      </w:r>
-      <w:r>
-        <w:rPr>
-          <w:color w:val="222222"/>
-        </w:rPr>
-        <w:t xml:space="preserve"> </w:t>
-      </w:r>
-      <w:r>
-        <w:rPr>
-          <w:color w:val="222222"/>
-        </w:rPr>
-        <w:t>at</w:t>
-      </w:r>
-      <w:r>
-        <w:rPr>
-          <w:color w:val="222222"/>
-        </w:rPr>
-        <w:t xml:space="preserve"> </w:t>
-      </w:r>
-      <w:r>
-        <w:rPr>
-          <w:color w:val="222222"/>
-        </w:rPr>
-        <w:t>540-231-7642,</w:t>
-      </w:r>
-      <w:r>
-        <w:rPr>
-          <w:color w:val="222222"/>
-        </w:rPr>
-        <w:t xml:space="preserve"> </w:t>
-      </w:r>
-      <w:r>
-        <w:rPr>
-          <w:color w:val="222222"/>
-        </w:rPr>
-        <w:t>or</w:t>
-      </w:r>
-      <w:r>
-        <w:rPr>
-          <w:color w:val="222222"/>
-        </w:rPr>
-        <w:t xml:space="preserve"> </w:t>
-      </w:r>
-      <w:r>
-        <w:rPr>
-          <w:color w:val="222222"/>
-        </w:rPr>
-        <w:t>contact</w:t>
-      </w:r>
-      <w:r>
-        <w:rPr>
-          <w:color w:val="222222"/>
-        </w:rPr>
-        <w:t xml:space="preserve"> </w:t>
-      </w:r>
-      <w:hyperlink r:id="rId92">
+        <w:t xml:space="preserve"> </w:t>
+      </w:r>
+      <w:r>
+        <w:rPr>
+          <w:color w:val="222222"/>
+        </w:rPr>
+        <w:t>(Campus</w:t>
+      </w:r>
+      <w:r>
+        <w:rPr>
+          <w:color w:val="222222"/>
+        </w:rPr>
+        <w:t xml:space="preserve"> </w:t>
+      </w:r>
+      <w:r>
+        <w:rPr>
+          <w:color w:val="222222"/>
+        </w:rPr>
+        <w:t>Advocacy,</w:t>
+      </w:r>
+      <w:r>
+        <w:rPr>
+          <w:color w:val="222222"/>
+        </w:rPr>
+        <w:t xml:space="preserve"> </w:t>
+      </w:r>
+      <w:r>
+        <w:rPr>
+          <w:color w:val="222222"/>
+        </w:rPr>
+        <w:t>Resources,</w:t>
+      </w:r>
+      <w:r>
+        <w:rPr>
+          <w:color w:val="222222"/>
+        </w:rPr>
+        <w:t xml:space="preserve"> </w:t>
+      </w:r>
+      <w:r>
+        <w:rPr>
+          <w:color w:val="222222"/>
+        </w:rPr>
+        <w:t>and</w:t>
+      </w:r>
+      <w:r>
+        <w:rPr>
+          <w:color w:val="222222"/>
+        </w:rPr>
+        <w:t xml:space="preserve"> </w:t>
+      </w:r>
+      <w:r>
+        <w:rPr>
+          <w:color w:val="222222"/>
+        </w:rPr>
+        <w:t>Education</w:t>
+      </w:r>
+      <w:r>
+        <w:rPr>
+          <w:color w:val="222222"/>
+        </w:rPr>
+        <w:t xml:space="preserve"> </w:t>
+      </w:r>
+      <w:r>
+        <w:rPr>
+          <w:color w:val="222222"/>
+        </w:rPr>
+        <w:t>for</w:t>
+      </w:r>
+      <w:r>
+        <w:rPr>
+          <w:color w:val="222222"/>
+        </w:rPr>
+        <w:t xml:space="preserve"> </w:t>
+      </w:r>
+      <w:r>
+        <w:rPr>
+          <w:color w:val="222222"/>
+        </w:rPr>
+        <w:t>Survivors)</w:t>
+      </w:r>
+      <w:r>
+        <w:rPr>
+          <w:color w:val="222222"/>
+        </w:rPr>
+        <w:t xml:space="preserve"> </w:t>
+      </w:r>
+      <w:r>
+        <w:rPr>
+          <w:color w:val="222222"/>
+        </w:rPr>
+        <w:t>Program,</w:t>
+      </w:r>
+      <w:r>
+        <w:rPr>
+          <w:color w:val="222222"/>
+        </w:rPr>
+        <w:t xml:space="preserve"> </w:t>
+      </w:r>
+      <w:hyperlink r:id="rId93">
         <w:r>
           <w:rPr>
             <w:color w:val="C64600"/>
             <w:u w:val="single"/>
           </w:rPr>
-          <w:t>CAR</w:t>
+          <w:t>The</w:t>
         </w:r>
         <w:r>
           <w:rPr>
             <w:color w:val="C64600"/>
             <w:u w:val="single"/>
           </w:rPr>
-          <w:t>E</w:t>
+          <w:t xml:space="preserve"> </w:t>
         </w:r>
         <w:r>
           <w:rPr>
             <w:color w:val="C64600"/>
             <w:u w:val="single"/>
           </w:rPr>
-          <w:t>S</w:t>
-        </w:r>
-      </w:hyperlink>
-      <w:r>
-        <w:rPr>
-          <w:color w:val="222222"/>
-        </w:rPr>
-        <w:t xml:space="preserve"> </w:t>
-      </w:r>
-      <w:r>
-        <w:rPr>
-          <w:color w:val="222222"/>
-        </w:rPr>
-        <w:t>(Campus</w:t>
-      </w:r>
-      <w:r>
-        <w:rPr>
-          <w:color w:val="222222"/>
-        </w:rPr>
-        <w:t xml:space="preserve"> </w:t>
-      </w:r>
-      <w:r>
-        <w:rPr>
-          <w:color w:val="222222"/>
-        </w:rPr>
-        <w:t>Advocacy,</w:t>
-      </w:r>
-      <w:r>
-        <w:rPr>
-          <w:color w:val="222222"/>
-        </w:rPr>
-        <w:t xml:space="preserve"> </w:t>
-      </w:r>
-      <w:r>
-        <w:rPr>
-          <w:color w:val="222222"/>
-        </w:rPr>
-        <w:t>Resources,</w:t>
-      </w:r>
-      <w:r>
-        <w:rPr>
-          <w:color w:val="222222"/>
-        </w:rPr>
-        <w:t xml:space="preserve"> </w:t>
-      </w:r>
-      <w:r>
-        <w:rPr>
-          <w:color w:val="222222"/>
-        </w:rPr>
-        <w:t>and</w:t>
-      </w:r>
-      <w:r>
-        <w:rPr>
-          <w:color w:val="222222"/>
-        </w:rPr>
-        <w:t xml:space="preserve"> </w:t>
-      </w:r>
-      <w:r>
-        <w:rPr>
-          <w:color w:val="222222"/>
-        </w:rPr>
-        <w:t>Education</w:t>
-      </w:r>
-      <w:r>
-        <w:rPr>
-          <w:color w:val="222222"/>
-        </w:rPr>
-        <w:t xml:space="preserve"> </w:t>
-      </w:r>
-      <w:r>
-        <w:rPr>
-          <w:color w:val="222222"/>
-        </w:rPr>
-        <w:t>for</w:t>
-      </w:r>
-      <w:r>
-        <w:rPr>
-          <w:color w:val="222222"/>
-        </w:rPr>
-        <w:t xml:space="preserve"> </w:t>
-      </w:r>
-      <w:r>
-        <w:rPr>
-          <w:color w:val="222222"/>
-        </w:rPr>
-        <w:t>Survivors)</w:t>
-      </w:r>
-      <w:r>
-        <w:rPr>
-          <w:color w:val="222222"/>
-        </w:rPr>
-        <w:t xml:space="preserve"> </w:t>
-      </w:r>
-      <w:r>
-        <w:rPr>
-          <w:color w:val="222222"/>
-        </w:rPr>
-        <w:t>Program,</w:t>
-      </w:r>
-      <w:r>
-        <w:rPr>
-          <w:color w:val="222222"/>
-        </w:rPr>
-        <w:t xml:space="preserve"> </w:t>
-      </w:r>
-      <w:hyperlink r:id="rId93">
+          <w:t>Women’s</w:t>
+        </w:r>
         <w:r>
           <w:rPr>
             <w:color w:val="C64600"/>
             <w:u w:val="single"/>
           </w:rPr>
-          <w:t>The</w:t>
+          <w:t xml:space="preserve"> </w:t>
         </w:r>
         <w:r>
           <w:rPr>
             <w:color w:val="C64600"/>
             <w:u w:val="single"/>
           </w:rPr>
-          <w:t xml:space="preserve"> </w:t>
+          <w:t>Center</w:t>
         </w:r>
         <w:r>
           <w:rPr>
             <w:color w:val="C64600"/>
             <w:u w:val="single"/>
           </w:rPr>
-          <w:t>Women’</w:t>
+          <w:t xml:space="preserve"> </w:t>
         </w:r>
         <w:r>
           <w:rPr>
             <w:color w:val="C64600"/>
             <w:u w:val="single"/>
           </w:rPr>
-          <w:t>s</w:t>
+          <w:t>at</w:t>
         </w:r>
         <w:r>
           <w:rPr>
@@ -28570,7 +28183,7 @@
             <w:color w:val="C64600"/>
             <w:u w:val="single"/>
           </w:rPr>
-          <w:t>Center</w:t>
+          <w:t>Virginia</w:t>
         </w:r>
         <w:r>
           <w:rPr>
@@ -28584,160 +28197,125 @@
             <w:color w:val="C64600"/>
             <w:u w:val="single"/>
           </w:rPr>
-          <w:t>at</w:t>
-        </w:r>
+          <w:t>Tech</w:t>
+        </w:r>
+      </w:hyperlink>
+      <w:r>
+        <w:rPr>
+          <w:color w:val="0000FF"/>
+          <w:highlight w:val="white"/>
+        </w:rPr>
+        <w:t xml:space="preserve"> </w:t>
+      </w:r>
+      <w:r>
+        <w:rPr>
+          <w:color w:val="222222"/>
+        </w:rPr>
+        <w:t>(206</w:t>
+      </w:r>
+      <w:r>
+        <w:rPr>
+          <w:color w:val="222222"/>
+        </w:rPr>
+        <w:t xml:space="preserve"> </w:t>
+      </w:r>
+      <w:r>
+        <w:rPr>
+          <w:color w:val="222222"/>
+        </w:rPr>
+        <w:t>Washington</w:t>
+      </w:r>
+      <w:r>
+        <w:rPr>
+          <w:color w:val="222222"/>
+        </w:rPr>
+        <w:t xml:space="preserve"> </w:t>
+      </w:r>
+      <w:r>
+        <w:rPr>
+          <w:color w:val="222222"/>
+        </w:rPr>
+        <w:t>Street)</w:t>
+      </w:r>
+      <w:r>
+        <w:rPr>
+          <w:color w:val="222222"/>
+        </w:rPr>
+        <w:t xml:space="preserve"> </w:t>
+      </w:r>
+      <w:r>
+        <w:rPr>
+          <w:color w:val="222222"/>
+        </w:rPr>
+        <w:t>at</w:t>
+      </w:r>
+      <w:r>
+        <w:rPr>
+          <w:color w:val="222222"/>
+        </w:rPr>
+        <w:t xml:space="preserve"> </w:t>
+      </w:r>
+      <w:r>
+        <w:rPr>
+          <w:color w:val="222222"/>
+        </w:rPr>
+        <w:t>540-231-7806</w:t>
+      </w:r>
+      <w:r>
+        <w:rPr>
+          <w:color w:val="222222"/>
+        </w:rPr>
+        <w:t xml:space="preserve"> </w:t>
+      </w:r>
+      <w:r>
+        <w:rPr>
+          <w:color w:val="000000"/>
+          <w:highlight w:val="white"/>
+        </w:rPr>
+        <w:t>or</w:t>
+      </w:r>
+      <w:r>
+        <w:rPr>
+          <w:color w:val="000000"/>
+          <w:highlight w:val="white"/>
+        </w:rPr>
+        <w:t xml:space="preserve"> </w:t>
+      </w:r>
+      <w:hyperlink r:id="rId94">
         <w:r>
           <w:rPr>
             <w:color w:val="C64600"/>
             <w:u w:val="single"/>
           </w:rPr>
-          <w:t xml:space="preserve"> </w:t>
+          <w:t>The</w:t>
         </w:r>
         <w:r>
           <w:rPr>
             <w:color w:val="C64600"/>
             <w:u w:val="single"/>
           </w:rPr>
-          <w:t>Virginia</w:t>
+          <w:t xml:space="preserve"> </w:t>
         </w:r>
         <w:r>
           <w:rPr>
             <w:color w:val="C64600"/>
             <w:u w:val="single"/>
           </w:rPr>
-          <w:t xml:space="preserve"> </w:t>
+          <w:t>Women’s</w:t>
         </w:r>
         <w:r>
           <w:rPr>
             <w:color w:val="C64600"/>
             <w:u w:val="single"/>
           </w:rPr>
-          <w:t>Tech</w:t>
-        </w:r>
-      </w:hyperlink>
-      <w:r>
-        <w:rPr>
-          <w:color w:val="0000FF"/>
-          <w:highlight w:val="white"/>
-        </w:rPr>
-        <w:t xml:space="preserve"> </w:t>
-      </w:r>
-      <w:r>
-        <w:rPr>
-          <w:color w:val="222222"/>
-        </w:rPr>
-        <w:t>(206</w:t>
-      </w:r>
-      <w:r>
-        <w:rPr>
-          <w:color w:val="222222"/>
-        </w:rPr>
-        <w:t xml:space="preserve"> </w:t>
-      </w:r>
-      <w:r>
-        <w:rPr>
-          <w:color w:val="222222"/>
-        </w:rPr>
-        <w:t>Washington</w:t>
-      </w:r>
-      <w:r>
-        <w:rPr>
-          <w:color w:val="222222"/>
-        </w:rPr>
-        <w:t xml:space="preserve"> </w:t>
-      </w:r>
-      <w:r>
-        <w:rPr>
-          <w:color w:val="222222"/>
-        </w:rPr>
-        <w:t>Street)</w:t>
-      </w:r>
-      <w:r>
-        <w:rPr>
-          <w:color w:val="222222"/>
-        </w:rPr>
-        <w:t xml:space="preserve"> </w:t>
-      </w:r>
-      <w:r>
-        <w:rPr>
-          <w:color w:val="222222"/>
-        </w:rPr>
-        <w:t>at</w:t>
-      </w:r>
-      <w:r>
-        <w:rPr>
-          <w:color w:val="222222"/>
-        </w:rPr>
-        <w:t xml:space="preserve"> </w:t>
-      </w:r>
-      <w:r>
-        <w:rPr>
-          <w:color w:val="222222"/>
-        </w:rPr>
-        <w:t>540-231-7806</w:t>
-      </w:r>
-      <w:r>
-        <w:rPr>
-          <w:color w:val="222222"/>
-        </w:rPr>
-        <w:t xml:space="preserve"> </w:t>
-      </w:r>
-      <w:r>
-        <w:rPr>
-          <w:color w:val="000000"/>
-          <w:highlight w:val="white"/>
-        </w:rPr>
-        <w:t>or</w:t>
-      </w:r>
-      <w:r>
-        <w:rPr>
-          <w:color w:val="000000"/>
-          <w:highlight w:val="white"/>
-        </w:rPr>
-        <w:t xml:space="preserve"> </w:t>
-      </w:r>
-      <w:hyperlink r:id="rId94">
+          <w:t xml:space="preserve"> </w:t>
+        </w:r>
         <w:r>
           <w:rPr>
             <w:color w:val="C64600"/>
             <w:u w:val="single"/>
           </w:rPr>
-          <w:t>The</w:t>
-        </w:r>
-        <w:r>
-          <w:rPr>
-            <w:color w:val="C64600"/>
-            <w:u w:val="single"/>
-          </w:rPr>
-          <w:t xml:space="preserve"> </w:t>
-        </w:r>
-        <w:r>
-          <w:rPr>
-            <w:color w:val="C64600"/>
-            <w:u w:val="single"/>
-          </w:rPr>
-          <w:t>Women’s</w:t>
-        </w:r>
-        <w:r>
-          <w:rPr>
-            <w:color w:val="C64600"/>
-            <w:u w:val="single"/>
-          </w:rPr>
-          <w:t xml:space="preserve"> </w:t>
-        </w:r>
-        <w:r>
-          <w:rPr>
-            <w:color w:val="C64600"/>
-            <w:u w:val="single"/>
-          </w:rPr>
-          <w:t>R</w:t>
-        </w:r>
-        <w:r>
-          <w:rPr>
-            <w:color w:val="C64600"/>
-            <w:u w:val="single"/>
-          </w:rPr>
-          <w:t>esource</w:t>
+          <w:t>Resource</w:t>
         </w:r>
         <w:r>
           <w:rPr>
@@ -29041,21 +28619,21 @@
           <w:color w:val="C64600"/>
           <w:u w:val="single"/>
         </w:rPr>
-        <w:t>Hea</w:t>
+        <w:t>Health</w:t>
       </w:r>
       <w:r>
         <w:rPr>
           <w:color w:val="C64600"/>
           <w:u w:val="single"/>
         </w:rPr>
-        <w:t>l</w:t>
+        <w:t xml:space="preserve"> </w:t>
       </w:r>
       <w:r>
         <w:rPr>
           <w:color w:val="C64600"/>
           <w:u w:val="single"/>
         </w:rPr>
-        <w:t>th</w:t>
+        <w:t>Care</w:t>
       </w:r>
       <w:r>
         <w:rPr>
@@ -29069,28 +28647,7 @@
           <w:color w:val="C64600"/>
           <w:u w:val="single"/>
         </w:rPr>
-        <w:t>Care</w:t>
-      </w:r>
-      <w:r>
-        <w:rPr>
-          <w:color w:val="C64600"/>
-          <w:u w:val="single"/>
-        </w:rPr>
-        <w:t xml:space="preserve"> </w:t>
-      </w:r>
-      <w:r>
-        <w:rPr>
-          <w:color w:val="C64600"/>
-          <w:u w:val="single"/>
-        </w:rPr>
-        <w:t>W</w:t>
-      </w:r>
-      <w:r>
-        <w:rPr>
-          <w:color w:val="C64600"/>
-          <w:u w:val="single"/>
-        </w:rPr>
-        <w:t>ebsite.</w:t>
+        <w:t>Website.</w:t>
       </w:r>
     </w:p>
     <w:p>
@@ -29266,21 +28823,7 @@
             <w:color w:val="C64600"/>
             <w:u w:val="single"/>
           </w:rPr>
-          <w:t>web</w:t>
-        </w:r>
-        <w:r>
-          <w:rPr>
-            <w:color w:val="C64600"/>
-            <w:u w:val="single"/>
-          </w:rPr>
-          <w:t>s</w:t>
-        </w:r>
-        <w:r>
-          <w:rPr>
-            <w:color w:val="C64600"/>
-            <w:u w:val="single"/>
-          </w:rPr>
-          <w:t>ite</w:t>
+          <w:t>website</w:t>
         </w:r>
       </w:hyperlink>
       <w:r>
@@ -29304,7 +28847,6 @@
           <w:b/>
           <w:color w:val="222222"/>
         </w:rPr>
-        <w:lastRenderedPageBreak/>
         <w:t>Food</w:t>
       </w:r>
       <w:r>
@@ -29353,245 +28895,245 @@
             <w:color w:val="C64600"/>
             <w:u w:val="single"/>
           </w:rPr>
-          <w:t>Mar</w:t>
+          <w:t>Market</w:t>
         </w:r>
         <w:r>
           <w:rPr>
             <w:color w:val="C64600"/>
             <w:u w:val="single"/>
           </w:rPr>
-          <w:t>k</w:t>
+          <w:t xml:space="preserve"> </w:t>
         </w:r>
         <w:r>
           <w:rPr>
             <w:color w:val="C64600"/>
             <w:u w:val="single"/>
           </w:rPr>
-          <w:t>et</w:t>
-        </w:r>
+          <w:t>Place</w:t>
+        </w:r>
+      </w:hyperlink>
+      <w:r>
+        <w:rPr>
+          <w:color w:val="222222"/>
+        </w:rPr>
+        <w:t xml:space="preserve"> </w:t>
+      </w:r>
+      <w:r>
+        <w:rPr>
+          <w:color w:val="222222"/>
+        </w:rPr>
+        <w:t>helps</w:t>
+      </w:r>
+      <w:r>
+        <w:rPr>
+          <w:color w:val="222222"/>
+        </w:rPr>
+        <w:t xml:space="preserve"> </w:t>
+      </w:r>
+      <w:r>
+        <w:rPr>
+          <w:color w:val="222222"/>
+        </w:rPr>
+        <w:t>VT</w:t>
+      </w:r>
+      <w:r>
+        <w:rPr>
+          <w:color w:val="222222"/>
+        </w:rPr>
+        <w:t xml:space="preserve"> </w:t>
+      </w:r>
+      <w:r>
+        <w:rPr>
+          <w:color w:val="222222"/>
+        </w:rPr>
+        <w:t>students</w:t>
+      </w:r>
+      <w:r>
+        <w:rPr>
+          <w:color w:val="222222"/>
+        </w:rPr>
+        <w:t xml:space="preserve"> </w:t>
+      </w:r>
+      <w:r>
+        <w:rPr>
+          <w:color w:val="222222"/>
+        </w:rPr>
+        <w:t>in</w:t>
+      </w:r>
+      <w:r>
+        <w:rPr>
+          <w:color w:val="222222"/>
+        </w:rPr>
+        <w:t xml:space="preserve"> </w:t>
+      </w:r>
+      <w:r>
+        <w:rPr>
+          <w:color w:val="222222"/>
+        </w:rPr>
+        <w:t>need.</w:t>
+      </w:r>
+      <w:r>
+        <w:rPr>
+          <w:color w:val="222222"/>
+        </w:rPr>
+        <w:t xml:space="preserve"> </w:t>
+      </w:r>
+      <w:r>
+        <w:rPr>
+          <w:color w:val="222222"/>
+        </w:rPr>
+        <w:t>Email</w:t>
+      </w:r>
+      <w:r>
+        <w:rPr>
+          <w:color w:val="222222"/>
+        </w:rPr>
+        <w:t xml:space="preserve"> </w:t>
+      </w:r>
+      <w:hyperlink r:id="rId97">
         <w:r>
           <w:rPr>
             <w:color w:val="C64600"/>
             <w:u w:val="single"/>
           </w:rPr>
-          <w:t xml:space="preserve"> </w:t>
-        </w:r>
+          <w:t>209marketplaceatvt@gmail.com</w:t>
+        </w:r>
+      </w:hyperlink>
+      <w:r>
+        <w:rPr>
+          <w:color w:val="222222"/>
+        </w:rPr>
+        <w:t xml:space="preserve"> </w:t>
+      </w:r>
+      <w:r>
+        <w:rPr>
+          <w:color w:val="222222"/>
+        </w:rPr>
+        <w:t>with</w:t>
+      </w:r>
+      <w:r>
+        <w:rPr>
+          <w:color w:val="222222"/>
+        </w:rPr>
+        <w:t xml:space="preserve"> </w:t>
+      </w:r>
+      <w:r>
+        <w:rPr>
+          <w:color w:val="222222"/>
+        </w:rPr>
+        <w:t>questions.</w:t>
+      </w:r>
+      <w:r>
+        <w:rPr>
+          <w:color w:val="222222"/>
+        </w:rPr>
+        <w:t xml:space="preserve"> </w:t>
+      </w:r>
+      <w:r>
+        <w:rPr>
+          <w:color w:val="222222"/>
+        </w:rPr>
+        <w:t>You</w:t>
+      </w:r>
+      <w:r>
+        <w:rPr>
+          <w:color w:val="222222"/>
+        </w:rPr>
+        <w:t xml:space="preserve"> </w:t>
+      </w:r>
+      <w:r>
+        <w:rPr>
+          <w:color w:val="222222"/>
+        </w:rPr>
+        <w:t>may</w:t>
+      </w:r>
+      <w:r>
+        <w:rPr>
+          <w:color w:val="222222"/>
+        </w:rPr>
+        <w:t xml:space="preserve"> </w:t>
+      </w:r>
+      <w:r>
+        <w:rPr>
+          <w:color w:val="222222"/>
+        </w:rPr>
+        <w:t>also</w:t>
+      </w:r>
+      <w:r>
+        <w:rPr>
+          <w:color w:val="222222"/>
+        </w:rPr>
+        <w:t xml:space="preserve"> </w:t>
+      </w:r>
+      <w:r>
+        <w:rPr>
+          <w:color w:val="222222"/>
+        </w:rPr>
+        <w:t>find</w:t>
+      </w:r>
+      <w:r>
+        <w:rPr>
+          <w:color w:val="222222"/>
+        </w:rPr>
+        <w:t xml:space="preserve"> </w:t>
+      </w:r>
+      <w:r>
+        <w:rPr>
+          <w:color w:val="222222"/>
+        </w:rPr>
+        <w:t>help</w:t>
+      </w:r>
+      <w:r>
+        <w:rPr>
+          <w:color w:val="222222"/>
+        </w:rPr>
+        <w:t xml:space="preserve"> </w:t>
+      </w:r>
+      <w:r>
+        <w:rPr>
+          <w:color w:val="222222"/>
+        </w:rPr>
+        <w:t>from</w:t>
+      </w:r>
+      <w:r>
+        <w:rPr>
+          <w:color w:val="222222"/>
+        </w:rPr>
+        <w:t xml:space="preserve"> </w:t>
+      </w:r>
+      <w:r>
+        <w:rPr>
+          <w:color w:val="222222"/>
+        </w:rPr>
+        <w:t>the</w:t>
+      </w:r>
+      <w:r>
+        <w:rPr>
+          <w:color w:val="222222"/>
+        </w:rPr>
+        <w:t xml:space="preserve"> </w:t>
+      </w:r>
+      <w:hyperlink r:id="rId98">
         <w:r>
           <w:rPr>
             <w:color w:val="C64600"/>
             <w:u w:val="single"/>
           </w:rPr>
-          <w:t>Place</w:t>
-        </w:r>
-      </w:hyperlink>
-      <w:r>
-        <w:rPr>
-          <w:color w:val="222222"/>
-        </w:rPr>
-        <w:t xml:space="preserve"> </w:t>
-      </w:r>
-      <w:r>
-        <w:rPr>
-          <w:color w:val="222222"/>
-        </w:rPr>
-        <w:t>helps</w:t>
-      </w:r>
-      <w:r>
-        <w:rPr>
-          <w:color w:val="222222"/>
-        </w:rPr>
-        <w:t xml:space="preserve"> </w:t>
-      </w:r>
-      <w:r>
-        <w:rPr>
-          <w:color w:val="222222"/>
-        </w:rPr>
-        <w:t>VT</w:t>
-      </w:r>
-      <w:r>
-        <w:rPr>
-          <w:color w:val="222222"/>
-        </w:rPr>
-        <w:t xml:space="preserve"> </w:t>
-      </w:r>
-      <w:r>
-        <w:rPr>
-          <w:color w:val="222222"/>
-        </w:rPr>
-        <w:t>students</w:t>
-      </w:r>
-      <w:r>
-        <w:rPr>
-          <w:color w:val="222222"/>
-        </w:rPr>
-        <w:t xml:space="preserve"> </w:t>
-      </w:r>
-      <w:r>
-        <w:rPr>
-          <w:color w:val="222222"/>
-        </w:rPr>
-        <w:t>in</w:t>
-      </w:r>
-      <w:r>
-        <w:rPr>
-          <w:color w:val="222222"/>
-        </w:rPr>
-        <w:t xml:space="preserve"> </w:t>
-      </w:r>
-      <w:r>
-        <w:rPr>
-          <w:color w:val="222222"/>
-        </w:rPr>
-        <w:t>need.</w:t>
-      </w:r>
-      <w:r>
-        <w:rPr>
-          <w:color w:val="222222"/>
-        </w:rPr>
-        <w:t xml:space="preserve"> </w:t>
-      </w:r>
-      <w:r>
-        <w:rPr>
-          <w:color w:val="222222"/>
-        </w:rPr>
-        <w:t>Email</w:t>
-      </w:r>
-      <w:r>
-        <w:rPr>
-          <w:color w:val="222222"/>
-        </w:rPr>
-        <w:t xml:space="preserve"> </w:t>
-      </w:r>
-      <w:hyperlink r:id="rId97">
+          <w:t>Interfaith</w:t>
+        </w:r>
         <w:r>
           <w:rPr>
             <w:color w:val="C64600"/>
             <w:u w:val="single"/>
           </w:rPr>
-          <w:t>209marketplaceatvt@gmail.com</w:t>
-        </w:r>
-      </w:hyperlink>
-      <w:r>
-        <w:rPr>
-          <w:color w:val="222222"/>
-        </w:rPr>
-        <w:t xml:space="preserve"> </w:t>
-      </w:r>
-      <w:r>
-        <w:rPr>
-          <w:color w:val="222222"/>
-        </w:rPr>
-        <w:t>with</w:t>
-      </w:r>
-      <w:r>
-        <w:rPr>
-          <w:color w:val="222222"/>
-        </w:rPr>
-        <w:t xml:space="preserve"> </w:t>
-      </w:r>
-      <w:r>
-        <w:rPr>
-          <w:color w:val="222222"/>
-        </w:rPr>
-        <w:t>questions.</w:t>
-      </w:r>
-      <w:r>
-        <w:rPr>
-          <w:color w:val="222222"/>
-        </w:rPr>
-        <w:t xml:space="preserve"> </w:t>
-      </w:r>
-      <w:r>
-        <w:rPr>
-          <w:color w:val="222222"/>
-        </w:rPr>
-        <w:t>You</w:t>
-      </w:r>
-      <w:r>
-        <w:rPr>
-          <w:color w:val="222222"/>
-        </w:rPr>
-        <w:t xml:space="preserve"> </w:t>
-      </w:r>
-      <w:r>
-        <w:rPr>
-          <w:color w:val="222222"/>
-        </w:rPr>
-        <w:t>may</w:t>
-      </w:r>
-      <w:r>
-        <w:rPr>
-          <w:color w:val="222222"/>
-        </w:rPr>
-        <w:t xml:space="preserve"> </w:t>
-      </w:r>
-      <w:r>
-        <w:rPr>
-          <w:color w:val="222222"/>
-        </w:rPr>
-        <w:t>also</w:t>
-      </w:r>
-      <w:r>
-        <w:rPr>
-          <w:color w:val="222222"/>
-        </w:rPr>
-        <w:t xml:space="preserve"> </w:t>
-      </w:r>
-      <w:r>
-        <w:rPr>
-          <w:color w:val="222222"/>
-        </w:rPr>
-        <w:t>find</w:t>
-      </w:r>
-      <w:r>
-        <w:rPr>
-          <w:color w:val="222222"/>
-        </w:rPr>
-        <w:t xml:space="preserve"> </w:t>
-      </w:r>
-      <w:r>
-        <w:rPr>
-          <w:color w:val="222222"/>
-        </w:rPr>
-        <w:t>help</w:t>
-      </w:r>
-      <w:r>
-        <w:rPr>
-          <w:color w:val="222222"/>
-        </w:rPr>
-        <w:t xml:space="preserve"> </w:t>
-      </w:r>
-      <w:r>
-        <w:rPr>
-          <w:color w:val="222222"/>
-        </w:rPr>
-        <w:t>from</w:t>
-      </w:r>
-      <w:r>
-        <w:rPr>
-          <w:color w:val="222222"/>
-        </w:rPr>
-        <w:t xml:space="preserve"> </w:t>
-      </w:r>
-      <w:r>
-        <w:rPr>
-          <w:color w:val="222222"/>
-        </w:rPr>
-        <w:t>the</w:t>
-      </w:r>
-      <w:r>
-        <w:rPr>
-          <w:color w:val="222222"/>
-        </w:rPr>
-        <w:t xml:space="preserve"> </w:t>
-      </w:r>
-      <w:hyperlink r:id="rId98">
+          <w:t xml:space="preserve"> </w:t>
+        </w:r>
         <w:r>
           <w:rPr>
             <w:color w:val="C64600"/>
             <w:u w:val="single"/>
           </w:rPr>
-          <w:t>Interfaith</w:t>
+          <w:t>Food</w:t>
         </w:r>
         <w:r>
           <w:rPr>
@@ -29605,62 +29147,62 @@
             <w:color w:val="C64600"/>
             <w:u w:val="single"/>
           </w:rPr>
-          <w:t>Fo</w:t>
-        </w:r>
+          <w:t>Pantry</w:t>
+        </w:r>
+      </w:hyperlink>
+      <w:r>
+        <w:rPr>
+          <w:color w:val="222222"/>
+        </w:rPr>
+        <w:t xml:space="preserve"> </w:t>
+      </w:r>
+      <w:r>
+        <w:rPr>
+          <w:color w:val="222222"/>
+        </w:rPr>
+        <w:t>and</w:t>
+      </w:r>
+      <w:r>
+        <w:rPr>
+          <w:color w:val="222222"/>
+        </w:rPr>
+        <w:t xml:space="preserve"> </w:t>
+      </w:r>
+      <w:hyperlink r:id="rId99">
         <w:r>
           <w:rPr>
             <w:color w:val="C64600"/>
             <w:u w:val="single"/>
           </w:rPr>
-          <w:t>o</w:t>
+          <w:t>The</w:t>
         </w:r>
         <w:r>
           <w:rPr>
             <w:color w:val="C64600"/>
             <w:u w:val="single"/>
           </w:rPr>
-          <w:t>d</w:t>
+          <w:t xml:space="preserve"> </w:t>
         </w:r>
         <w:r>
           <w:rPr>
             <w:color w:val="C64600"/>
             <w:u w:val="single"/>
           </w:rPr>
-          <w:t xml:space="preserve"> </w:t>
+          <w:t>Market</w:t>
         </w:r>
         <w:r>
           <w:rPr>
             <w:color w:val="C64600"/>
             <w:u w:val="single"/>
           </w:rPr>
-          <w:t>Pantry</w:t>
-        </w:r>
-      </w:hyperlink>
-      <w:r>
-        <w:rPr>
-          <w:color w:val="222222"/>
-        </w:rPr>
-        <w:t xml:space="preserve"> </w:t>
-      </w:r>
-      <w:r>
-        <w:rPr>
-          <w:color w:val="222222"/>
-        </w:rPr>
-        <w:t>and</w:t>
-      </w:r>
-      <w:r>
-        <w:rPr>
-          <w:color w:val="222222"/>
-        </w:rPr>
-        <w:t xml:space="preserve"> </w:t>
-      </w:r>
-      <w:hyperlink r:id="rId99">
+          <w:t xml:space="preserve"> </w:t>
+        </w:r>
         <w:r>
           <w:rPr>
             <w:color w:val="C64600"/>
             <w:u w:val="single"/>
           </w:rPr>
-          <w:t>The</w:t>
+          <w:t>of</w:t>
         </w:r>
         <w:r>
           <w:rPr>
@@ -29674,7 +29216,7 @@
             <w:color w:val="C64600"/>
             <w:u w:val="single"/>
           </w:rPr>
-          <w:t>Market</w:t>
+          <w:t>Virginia</w:t>
         </w:r>
         <w:r>
           <w:rPr>
@@ -29688,14 +29230,175 @@
             <w:color w:val="C64600"/>
             <w:u w:val="single"/>
           </w:rPr>
-          <w:t>o</w:t>
-        </w:r>
+          <w:t>Tech</w:t>
+        </w:r>
+      </w:hyperlink>
+      <w:r>
+        <w:rPr>
+          <w:color w:val="222222"/>
+        </w:rPr>
+        <w:t>.</w:t>
+      </w:r>
+      <w:r>
+        <w:t xml:space="preserve"> </w:t>
+      </w:r>
+      <w:r>
+        <w:t>Any</w:t>
+      </w:r>
+      <w:r>
+        <w:t xml:space="preserve"> </w:t>
+      </w:r>
+      <w:r>
+        <w:t>student</w:t>
+      </w:r>
+      <w:r>
+        <w:t xml:space="preserve"> </w:t>
+      </w:r>
+      <w:r>
+        <w:t>who</w:t>
+      </w:r>
+      <w:r>
+        <w:t xml:space="preserve"> </w:t>
+      </w:r>
+      <w:r>
+        <w:t>faces</w:t>
+      </w:r>
+      <w:r>
+        <w:t xml:space="preserve"> </w:t>
+      </w:r>
+      <w:r>
+        <w:t>challenges</w:t>
+      </w:r>
+      <w:r>
+        <w:t xml:space="preserve"> </w:t>
+      </w:r>
+      <w:r>
+        <w:t>securing</w:t>
+      </w:r>
+      <w:r>
+        <w:t xml:space="preserve"> </w:t>
+      </w:r>
+      <w:r>
+        <w:t>their</w:t>
+      </w:r>
+      <w:r>
+        <w:t xml:space="preserve"> </w:t>
+      </w:r>
+      <w:r>
+        <w:t>food</w:t>
+      </w:r>
+      <w:r>
+        <w:t xml:space="preserve"> </w:t>
+      </w:r>
+      <w:r>
+        <w:t>or</w:t>
+      </w:r>
+      <w:r>
+        <w:t xml:space="preserve"> </w:t>
+      </w:r>
+      <w:r>
+        <w:t>housing</w:t>
+      </w:r>
+      <w:r>
+        <w:t xml:space="preserve"> </w:t>
+      </w:r>
+      <w:r>
+        <w:t>and</w:t>
+      </w:r>
+      <w:r>
+        <w:t xml:space="preserve"> </w:t>
+      </w:r>
+      <w:r>
+        <w:t>believes</w:t>
+      </w:r>
+      <w:r>
+        <w:t xml:space="preserve"> </w:t>
+      </w:r>
+      <w:r>
+        <w:t>this</w:t>
+      </w:r>
+      <w:r>
+        <w:t xml:space="preserve"> </w:t>
+      </w:r>
+      <w:r>
+        <w:t>may</w:t>
+      </w:r>
+      <w:r>
+        <w:t xml:space="preserve"> </w:t>
+      </w:r>
+      <w:r>
+        <w:t>affect</w:t>
+      </w:r>
+      <w:r>
+        <w:t xml:space="preserve"> </w:t>
+      </w:r>
+      <w:r>
+        <w:t>their</w:t>
+      </w:r>
+      <w:r>
+        <w:t xml:space="preserve"> </w:t>
+      </w:r>
+      <w:r>
+        <w:t>performance</w:t>
+      </w:r>
+      <w:r>
+        <w:t xml:space="preserve"> </w:t>
+      </w:r>
+      <w:r>
+        <w:t>in</w:t>
+      </w:r>
+      <w:r>
+        <w:t xml:space="preserve"> </w:t>
+      </w:r>
+      <w:r>
+        <w:t>the</w:t>
+      </w:r>
+      <w:r>
+        <w:t xml:space="preserve"> </w:t>
+      </w:r>
+      <w:r>
+        <w:t>course</w:t>
+      </w:r>
+      <w:r>
+        <w:t xml:space="preserve"> </w:t>
+      </w:r>
+      <w:r>
+        <w:t>is</w:t>
+      </w:r>
+      <w:r>
+        <w:t xml:space="preserve"> </w:t>
+      </w:r>
+      <w:r>
+        <w:t>urged</w:t>
+      </w:r>
+      <w:r>
+        <w:t xml:space="preserve"> </w:t>
+      </w:r>
+      <w:r>
+        <w:t>to</w:t>
+      </w:r>
+      <w:r>
+        <w:t xml:space="preserve"> </w:t>
+      </w:r>
+      <w:r>
+        <w:t>contact</w:t>
+      </w:r>
+      <w:r>
+        <w:t xml:space="preserve"> </w:t>
+      </w:r>
+      <w:r>
+        <w:t>the</w:t>
+      </w:r>
+      <w:r>
+        <w:t xml:space="preserve"> </w:t>
+      </w:r>
+      <w:hyperlink r:id="rId100">
         <w:r>
           <w:rPr>
             <w:color w:val="C64600"/>
             <w:u w:val="single"/>
           </w:rPr>
-          <w:t>f</w:t>
+          <w:t>Dean</w:t>
         </w:r>
         <w:r>
           <w:rPr>
@@ -29709,210 +29412,7 @@
             <w:color w:val="C64600"/>
             <w:u w:val="single"/>
           </w:rPr>
-          <w:t>Virginia</w:t>
-        </w:r>
-        <w:r>
-          <w:rPr>
-            <w:color w:val="C64600"/>
-            <w:u w:val="single"/>
-          </w:rPr>
-          <w:t xml:space="preserve"> </w:t>
-        </w:r>
-        <w:r>
-          <w:rPr>
-            <w:color w:val="C64600"/>
-            <w:u w:val="single"/>
-          </w:rPr>
-          <w:t>Tech</w:t>
-        </w:r>
-      </w:hyperlink>
-      <w:r>
-        <w:rPr>
-          <w:color w:val="222222"/>
-        </w:rPr>
-        <w:t>.</w:t>
-      </w:r>
-      <w:r>
-        <w:t xml:space="preserve"> </w:t>
-      </w:r>
-      <w:r>
-        <w:t>Any</w:t>
-      </w:r>
-      <w:r>
-        <w:t xml:space="preserve"> </w:t>
-      </w:r>
-      <w:r>
-        <w:t>student</w:t>
-      </w:r>
-      <w:r>
-        <w:t xml:space="preserve"> </w:t>
-      </w:r>
-      <w:r>
-        <w:t>who</w:t>
-      </w:r>
-      <w:r>
-        <w:t xml:space="preserve"> </w:t>
-      </w:r>
-      <w:r>
-        <w:t>faces</w:t>
-      </w:r>
-      <w:r>
-        <w:t xml:space="preserve"> </w:t>
-      </w:r>
-      <w:r>
-        <w:t>challenges</w:t>
-      </w:r>
-      <w:r>
-        <w:t xml:space="preserve"> </w:t>
-      </w:r>
-      <w:r>
-        <w:t>securing</w:t>
-      </w:r>
-      <w:r>
-        <w:t xml:space="preserve"> </w:t>
-      </w:r>
-      <w:r>
-        <w:t>their</w:t>
-      </w:r>
-      <w:r>
-        <w:t xml:space="preserve"> </w:t>
-      </w:r>
-      <w:r>
-        <w:t>food</w:t>
-      </w:r>
-      <w:r>
-        <w:t xml:space="preserve"> </w:t>
-      </w:r>
-      <w:r>
-        <w:t>or</w:t>
-      </w:r>
-      <w:r>
-        <w:t xml:space="preserve"> </w:t>
-      </w:r>
-      <w:r>
-        <w:t>housing</w:t>
-      </w:r>
-      <w:r>
-        <w:t xml:space="preserve"> </w:t>
-      </w:r>
-      <w:r>
-        <w:t>and</w:t>
-      </w:r>
-      <w:r>
-        <w:t xml:space="preserve"> </w:t>
-      </w:r>
-      <w:r>
-        <w:t>believes</w:t>
-      </w:r>
-      <w:r>
-        <w:t xml:space="preserve"> </w:t>
-      </w:r>
-      <w:r>
-        <w:t>this</w:t>
-      </w:r>
-      <w:r>
-        <w:t xml:space="preserve"> </w:t>
-      </w:r>
-      <w:r>
-        <w:t>may</w:t>
-      </w:r>
-      <w:r>
-        <w:t xml:space="preserve"> </w:t>
-      </w:r>
-      <w:r>
-        <w:t>affect</w:t>
-      </w:r>
-      <w:r>
-        <w:t xml:space="preserve"> </w:t>
-      </w:r>
-      <w:r>
-        <w:t>their</w:t>
-      </w:r>
-      <w:r>
-        <w:t xml:space="preserve"> </w:t>
-      </w:r>
-      <w:r>
-        <w:t>performance</w:t>
-      </w:r>
-      <w:r>
-        <w:t xml:space="preserve"> </w:t>
-      </w:r>
-      <w:r>
-        <w:t>in</w:t>
-      </w:r>
-      <w:r>
-        <w:t xml:space="preserve"> </w:t>
-      </w:r>
-      <w:r>
-        <w:t>the</w:t>
-      </w:r>
-      <w:r>
-        <w:t xml:space="preserve"> </w:t>
-      </w:r>
-      <w:r>
-        <w:t>course</w:t>
-      </w:r>
-      <w:r>
-        <w:t xml:space="preserve"> </w:t>
-      </w:r>
-      <w:r>
-        <w:t>is</w:t>
-      </w:r>
-      <w:r>
-        <w:t xml:space="preserve"> </w:t>
-      </w:r>
-      <w:r>
-        <w:t>urged</w:t>
-      </w:r>
-      <w:r>
-        <w:t xml:space="preserve"> </w:t>
-      </w:r>
-      <w:r>
-        <w:t>to</w:t>
-      </w:r>
-      <w:r>
-        <w:t xml:space="preserve"> </w:t>
-      </w:r>
-      <w:r>
-        <w:t>contact</w:t>
-      </w:r>
-      <w:r>
-        <w:t xml:space="preserve"> </w:t>
-      </w:r>
-      <w:r>
-        <w:t>the</w:t>
-      </w:r>
-      <w:r>
-        <w:t xml:space="preserve"> </w:t>
-      </w:r>
-      <w:hyperlink r:id="rId100">
-        <w:r>
-          <w:rPr>
-            <w:color w:val="C64600"/>
-            <w:u w:val="single"/>
-          </w:rPr>
-          <w:t>Dean</w:t>
-        </w:r>
-        <w:r>
-          <w:rPr>
-            <w:color w:val="C64600"/>
-            <w:u w:val="single"/>
-          </w:rPr>
-          <w:t xml:space="preserve"> </w:t>
-        </w:r>
-        <w:r>
-          <w:rPr>
-            <w:color w:val="C64600"/>
-            <w:u w:val="single"/>
-          </w:rPr>
-          <w:t>o</w:t>
-        </w:r>
-        <w:r>
-          <w:rPr>
-            <w:color w:val="C64600"/>
-            <w:u w:val="single"/>
-          </w:rPr>
-          <w:t>f</w:t>
+          <w:t>of</w:t>
         </w:r>
         <w:r>
           <w:rPr>
@@ -30044,28 +29544,7 @@
             <w:color w:val="C64600"/>
             <w:u w:val="single"/>
           </w:rPr>
-          <w:t>Ne</w:t>
-        </w:r>
-        <w:r>
-          <w:rPr>
-            <w:color w:val="C64600"/>
-            <w:u w:val="single"/>
-          </w:rPr>
-          <w:t>e</w:t>
-        </w:r>
-        <w:r>
-          <w:rPr>
-            <w:color w:val="C64600"/>
-            <w:u w:val="single"/>
-          </w:rPr>
-          <w:t>d</w:t>
-        </w:r>
-        <w:r>
-          <w:rPr>
-            <w:color w:val="C64600"/>
-            <w:u w:val="single"/>
-          </w:rPr>
-          <w:t>s</w:t>
+          <w:t>Needs</w:t>
         </w:r>
         <w:r>
           <w:rPr>
@@ -30110,6 +29589,7 @@
         <w:rPr>
           <w:noProof/>
         </w:rPr>
+        <w:lastRenderedPageBreak/>
         <w:drawing>
           <wp:inline distT="0" distB="0" distL="0" distR="0" wp14:anchorId="6F89FEBE" wp14:editId="38FDA9D2">
             <wp:extent cx="304800" cy="304800"/>
@@ -30357,21 +29837,7 @@
             <w:color w:val="C64600"/>
             <w:u w:val="single"/>
           </w:rPr>
-          <w:t>S</w:t>
-        </w:r>
-        <w:r>
-          <w:rPr>
-            <w:color w:val="C64600"/>
-            <w:u w:val="single"/>
-          </w:rPr>
-          <w:t>u</w:t>
-        </w:r>
-        <w:r>
-          <w:rPr>
-            <w:color w:val="C64600"/>
-            <w:u w:val="single"/>
-          </w:rPr>
-          <w:t>ccess</w:t>
+          <w:t>Success</w:t>
         </w:r>
         <w:r>
           <w:rPr>
@@ -30442,21 +29908,7 @@
             <w:color w:val="C64600"/>
             <w:u w:val="single"/>
           </w:rPr>
-          <w:t>Academ</w:t>
-        </w:r>
-        <w:r>
-          <w:rPr>
-            <w:color w:val="C64600"/>
-            <w:u w:val="single"/>
-          </w:rPr>
-          <w:t>i</w:t>
-        </w:r>
-        <w:r>
-          <w:rPr>
-            <w:color w:val="C64600"/>
-            <w:u w:val="single"/>
-          </w:rPr>
-          <w:t>c</w:t>
+          <w:t>Academic</w:t>
         </w:r>
         <w:r>
           <w:rPr>
@@ -30622,21 +30074,7 @@
             <w:color w:val="C64600"/>
             <w:u w:val="single"/>
           </w:rPr>
-          <w:t>A</w:t>
-        </w:r>
-        <w:r>
-          <w:rPr>
-            <w:color w:val="C64600"/>
-            <w:u w:val="single"/>
-          </w:rPr>
-          <w:t>d</w:t>
-        </w:r>
-        <w:r>
-          <w:rPr>
-            <w:color w:val="C64600"/>
-            <w:u w:val="single"/>
-          </w:rPr>
-          <w:t>vising</w:t>
+          <w:t>Advising</w:t>
         </w:r>
         <w:r>
           <w:rPr>
@@ -30705,21 +30143,7 @@
             <w:color w:val="C64600"/>
             <w:u w:val="single"/>
           </w:rPr>
-          <w:t>Vetera</w:t>
-        </w:r>
-        <w:r>
-          <w:rPr>
-            <w:color w:val="C64600"/>
-            <w:u w:val="single"/>
-          </w:rPr>
-          <w:t>n</w:t>
-        </w:r>
-        <w:r>
-          <w:rPr>
-            <w:color w:val="C64600"/>
-            <w:u w:val="single"/>
-          </w:rPr>
-          <w:t>s’</w:t>
+          <w:t>Veterans’</w:t>
         </w:r>
         <w:r>
           <w:rPr>
@@ -30827,74 +30251,74 @@
             <w:color w:val="C64600"/>
             <w:u w:val="single"/>
           </w:rPr>
-          <w:t>grad</w:t>
+          <w:t>graduate</w:t>
         </w:r>
         <w:r>
           <w:rPr>
             <w:color w:val="C64600"/>
             <w:u w:val="single"/>
           </w:rPr>
-          <w:t>u</w:t>
+          <w:t xml:space="preserve"> </w:t>
         </w:r>
         <w:r>
           <w:rPr>
             <w:color w:val="C64600"/>
             <w:u w:val="single"/>
           </w:rPr>
-          <w:t>ate</w:t>
-        </w:r>
+          <w:t>students</w:t>
+        </w:r>
+      </w:hyperlink>
+      <w:r>
+        <w:rPr>
+          <w:color w:val="222222"/>
+        </w:rPr>
+        <w:t xml:space="preserve"> </w:t>
+      </w:r>
+      <w:r>
+        <w:rPr>
+          <w:color w:val="222222"/>
+        </w:rPr>
+        <w:t>and</w:t>
+      </w:r>
+      <w:r>
+        <w:rPr>
+          <w:color w:val="222222"/>
+        </w:rPr>
+        <w:t xml:space="preserve"> </w:t>
+      </w:r>
+      <w:r>
+        <w:rPr>
+          <w:color w:val="222222"/>
+        </w:rPr>
+        <w:t>for</w:t>
+      </w:r>
+      <w:r>
+        <w:rPr>
+          <w:color w:val="222222"/>
+        </w:rPr>
+        <w:t xml:space="preserve"> </w:t>
+      </w:r>
+      <w:hyperlink r:id="rId110">
         <w:r>
           <w:rPr>
             <w:color w:val="C64600"/>
             <w:u w:val="single"/>
           </w:rPr>
-          <w:t xml:space="preserve"> </w:t>
+          <w:t>new</w:t>
         </w:r>
         <w:r>
           <w:rPr>
             <w:color w:val="C64600"/>
             <w:u w:val="single"/>
           </w:rPr>
-          <w:t>students</w:t>
-        </w:r>
-      </w:hyperlink>
-      <w:r>
-        <w:rPr>
-          <w:color w:val="222222"/>
-        </w:rPr>
-        <w:t xml:space="preserve"> </w:t>
-      </w:r>
-      <w:r>
-        <w:rPr>
-          <w:color w:val="222222"/>
-        </w:rPr>
-        <w:t>and</w:t>
-      </w:r>
-      <w:r>
-        <w:rPr>
-          <w:color w:val="222222"/>
-        </w:rPr>
-        <w:t xml:space="preserve"> </w:t>
-      </w:r>
-      <w:r>
-        <w:rPr>
-          <w:color w:val="222222"/>
-        </w:rPr>
-        <w:t>for</w:t>
-      </w:r>
-      <w:r>
-        <w:rPr>
-          <w:color w:val="222222"/>
-        </w:rPr>
-        <w:t xml:space="preserve"> </w:t>
-      </w:r>
-      <w:hyperlink r:id="rId110">
+          <w:t xml:space="preserve"> </w:t>
+        </w:r>
         <w:r>
           <w:rPr>
             <w:color w:val="C64600"/>
             <w:u w:val="single"/>
           </w:rPr>
-          <w:t>new</w:t>
+          <w:t>or</w:t>
         </w:r>
         <w:r>
           <w:rPr>
@@ -30908,301 +30332,543 @@
             <w:color w:val="C64600"/>
             <w:u w:val="single"/>
           </w:rPr>
-          <w:t>o</w:t>
+          <w:t>transfer</w:t>
         </w:r>
         <w:r>
           <w:rPr>
             <w:color w:val="C64600"/>
             <w:u w:val="single"/>
           </w:rPr>
-          <w:t>r</w:t>
+          <w:t xml:space="preserve"> </w:t>
         </w:r>
         <w:r>
           <w:rPr>
             <w:color w:val="C64600"/>
             <w:u w:val="single"/>
           </w:rPr>
-          <w:t xml:space="preserve"> </w:t>
+          <w:t>undergraduate</w:t>
         </w:r>
         <w:r>
           <w:rPr>
             <w:color w:val="C64600"/>
             <w:u w:val="single"/>
           </w:rPr>
-          <w:t>transfer</w:t>
+          <w:t xml:space="preserve"> </w:t>
         </w:r>
         <w:r>
           <w:rPr>
             <w:color w:val="C64600"/>
             <w:u w:val="single"/>
           </w:rPr>
-          <w:t xml:space="preserve"> </w:t>
-        </w:r>
+          <w:t>students</w:t>
+        </w:r>
+      </w:hyperlink>
+      <w:r>
+        <w:rPr>
+          <w:color w:val="222222"/>
+        </w:rPr>
+        <w:t>.</w:t>
+      </w:r>
+      <w:r>
+        <w:rPr>
+          <w:color w:val="222222"/>
+        </w:rPr>
+        <w:t xml:space="preserve"> </w:t>
+      </w:r>
+      <w:r>
+        <w:rPr>
+          <w:color w:val="222222"/>
+        </w:rPr>
+        <w:t>For</w:t>
+      </w:r>
+      <w:r>
+        <w:rPr>
+          <w:color w:val="222222"/>
+        </w:rPr>
+        <w:t xml:space="preserve"> </w:t>
+      </w:r>
+      <w:r>
+        <w:rPr>
+          <w:color w:val="222222"/>
+        </w:rPr>
+        <w:t>tutoring,</w:t>
+      </w:r>
+      <w:r>
+        <w:rPr>
+          <w:color w:val="222222"/>
+        </w:rPr>
+        <w:t xml:space="preserve"> </w:t>
+      </w:r>
+      <w:r>
+        <w:rPr>
+          <w:color w:val="222222"/>
+        </w:rPr>
+        <w:t>visit</w:t>
+      </w:r>
+      <w:r>
+        <w:rPr>
+          <w:color w:val="222222"/>
+        </w:rPr>
+        <w:t xml:space="preserve"> </w:t>
+      </w:r>
+      <w:r>
+        <w:rPr>
+          <w:color w:val="222222"/>
+        </w:rPr>
+        <w:t>the</w:t>
+      </w:r>
+      <w:r>
+        <w:rPr>
+          <w:color w:val="222222"/>
+        </w:rPr>
+        <w:t xml:space="preserve"> </w:t>
+      </w:r>
+      <w:r>
+        <w:rPr>
+          <w:color w:val="222222"/>
+        </w:rPr>
+        <w:t>Student</w:t>
+      </w:r>
+      <w:r>
+        <w:rPr>
+          <w:color w:val="222222"/>
+        </w:rPr>
+        <w:t xml:space="preserve"> </w:t>
+      </w:r>
+      <w:r>
+        <w:rPr>
+          <w:color w:val="222222"/>
+        </w:rPr>
+        <w:t>Success</w:t>
+      </w:r>
+      <w:r>
+        <w:rPr>
+          <w:color w:val="222222"/>
+        </w:rPr>
+        <w:t xml:space="preserve"> </w:t>
+      </w:r>
+      <w:r>
+        <w:rPr>
+          <w:color w:val="222222"/>
+        </w:rPr>
+        <w:t>Center</w:t>
+      </w:r>
+      <w:r>
+        <w:rPr>
+          <w:color w:val="222222"/>
+        </w:rPr>
+        <w:t xml:space="preserve"> </w:t>
+      </w:r>
+      <w:r>
+        <w:rPr>
+          <w:color w:val="222222"/>
+        </w:rPr>
+        <w:t>at</w:t>
+      </w:r>
+      <w:r>
+        <w:rPr>
+          <w:color w:val="222222"/>
+        </w:rPr>
+        <w:t xml:space="preserve"> </w:t>
+      </w:r>
+      <w:r>
+        <w:rPr>
+          <w:color w:val="222222"/>
+        </w:rPr>
+        <w:t>Gilbert Place</w:t>
+      </w:r>
+      <w:r>
+        <w:rPr>
+          <w:color w:val="222222"/>
+        </w:rPr>
+        <w:t>,</w:t>
+      </w:r>
+      <w:r>
+        <w:rPr>
+          <w:color w:val="222222"/>
+        </w:rPr>
+        <w:t xml:space="preserve"> </w:t>
+      </w:r>
+      <w:r>
+        <w:rPr>
+          <w:color w:val="222222"/>
+        </w:rPr>
+        <w:t>call</w:t>
+      </w:r>
+      <w:r>
+        <w:rPr>
+          <w:color w:val="222222"/>
+        </w:rPr>
+        <w:t xml:space="preserve"> </w:t>
+      </w:r>
+      <w:r>
+        <w:rPr>
+          <w:color w:val="222222"/>
+        </w:rPr>
+        <w:t>the</w:t>
+      </w:r>
+      <w:r>
+        <w:rPr>
+          <w:color w:val="222222"/>
+        </w:rPr>
+        <w:t xml:space="preserve"> </w:t>
+      </w:r>
+      <w:r>
+        <w:rPr>
+          <w:color w:val="222222"/>
+        </w:rPr>
+        <w:t>center</w:t>
+      </w:r>
+      <w:r>
+        <w:rPr>
+          <w:color w:val="222222"/>
+        </w:rPr>
+        <w:t xml:space="preserve"> </w:t>
+      </w:r>
+      <w:r>
+        <w:rPr>
+          <w:color w:val="222222"/>
+        </w:rPr>
+        <w:t>at</w:t>
+      </w:r>
+      <w:r>
+        <w:rPr>
+          <w:color w:val="222222"/>
+        </w:rPr>
+        <w:t xml:space="preserve"> </w:t>
+      </w:r>
+      <w:r>
+        <w:rPr>
+          <w:color w:val="222222"/>
+        </w:rPr>
+        <w:t>540-231-8440</w:t>
+      </w:r>
+      <w:r>
+        <w:rPr>
+          <w:color w:val="222222"/>
+        </w:rPr>
+        <w:t xml:space="preserve"> </w:t>
+      </w:r>
+      <w:r>
+        <w:rPr>
+          <w:color w:val="222222"/>
+        </w:rPr>
+        <w:t>or</w:t>
+      </w:r>
+      <w:r>
+        <w:rPr>
+          <w:color w:val="222222"/>
+        </w:rPr>
+        <w:t xml:space="preserve"> </w:t>
+      </w:r>
+      <w:r>
+        <w:rPr>
+          <w:color w:val="222222"/>
+        </w:rPr>
+        <w:t>visit</w:t>
+      </w:r>
+      <w:r>
+        <w:rPr>
+          <w:color w:val="222222"/>
+        </w:rPr>
+        <w:t xml:space="preserve"> </w:t>
+      </w:r>
+      <w:r>
+        <w:rPr>
+          <w:color w:val="222222"/>
+        </w:rPr>
+        <w:t>their</w:t>
+      </w:r>
+      <w:r>
+        <w:rPr>
+          <w:color w:val="222222"/>
+        </w:rPr>
+        <w:t xml:space="preserve"> </w:t>
+      </w:r>
+      <w:hyperlink r:id="rId111">
         <w:r>
           <w:rPr>
             <w:color w:val="C64600"/>
             <w:u w:val="single"/>
           </w:rPr>
-          <w:t>undergraduate</w:t>
-        </w:r>
+          <w:t>website</w:t>
+        </w:r>
+      </w:hyperlink>
+      <w:r>
+        <w:rPr>
+          <w:color w:val="222222"/>
+        </w:rPr>
+        <w:t>.</w:t>
+      </w:r>
+      <w:r>
+        <w:rPr>
+          <w:color w:val="222222"/>
+        </w:rPr>
+        <w:t xml:space="preserve"> </w:t>
+      </w:r>
+      <w:r>
+        <w:rPr>
+          <w:color w:val="222222"/>
+        </w:rPr>
+        <w:t>For</w:t>
+      </w:r>
+      <w:r>
+        <w:rPr>
+          <w:color w:val="222222"/>
+        </w:rPr>
+        <w:t xml:space="preserve"> </w:t>
+      </w:r>
+      <w:r>
+        <w:rPr>
+          <w:color w:val="222222"/>
+        </w:rPr>
+        <w:t>career</w:t>
+      </w:r>
+      <w:r>
+        <w:rPr>
+          <w:color w:val="222222"/>
+        </w:rPr>
+        <w:t xml:space="preserve"> </w:t>
+      </w:r>
+      <w:r>
+        <w:rPr>
+          <w:color w:val="222222"/>
+        </w:rPr>
+        <w:t>counseling,</w:t>
+      </w:r>
+      <w:r>
+        <w:rPr>
+          <w:color w:val="222222"/>
+        </w:rPr>
+        <w:t xml:space="preserve"> </w:t>
+      </w:r>
+      <w:r>
+        <w:rPr>
+          <w:color w:val="222222"/>
+        </w:rPr>
+        <w:t>visit</w:t>
+      </w:r>
+      <w:r>
+        <w:rPr>
+          <w:color w:val="222222"/>
+        </w:rPr>
+        <w:t xml:space="preserve"> </w:t>
+      </w:r>
+      <w:r>
+        <w:rPr>
+          <w:color w:val="222222"/>
+        </w:rPr>
+        <w:t>Career</w:t>
+      </w:r>
+      <w:r>
+        <w:rPr>
+          <w:color w:val="222222"/>
+        </w:rPr>
+        <w:t xml:space="preserve"> </w:t>
+      </w:r>
+      <w:r>
+        <w:rPr>
+          <w:color w:val="222222"/>
+        </w:rPr>
+        <w:t>Services</w:t>
+      </w:r>
+      <w:r>
+        <w:rPr>
+          <w:color w:val="222222"/>
+        </w:rPr>
+        <w:t xml:space="preserve"> </w:t>
+      </w:r>
+      <w:r>
+        <w:rPr>
+          <w:color w:val="222222"/>
+        </w:rPr>
+        <w:t>in</w:t>
+      </w:r>
+      <w:r>
+        <w:rPr>
+          <w:color w:val="222222"/>
+        </w:rPr>
+        <w:t xml:space="preserve"> </w:t>
+      </w:r>
+      <w:r>
+        <w:rPr>
+          <w:color w:val="222222"/>
+        </w:rPr>
+        <w:t>the</w:t>
+      </w:r>
+      <w:r>
+        <w:rPr>
+          <w:color w:val="222222"/>
+        </w:rPr>
+        <w:t xml:space="preserve"> </w:t>
+      </w:r>
+      <w:r>
+        <w:rPr>
+          <w:color w:val="222222"/>
+        </w:rPr>
+        <w:t>Smith</w:t>
+      </w:r>
+      <w:r>
+        <w:rPr>
+          <w:color w:val="222222"/>
+        </w:rPr>
+        <w:t xml:space="preserve"> </w:t>
+      </w:r>
+      <w:r>
+        <w:rPr>
+          <w:color w:val="222222"/>
+        </w:rPr>
+        <w:t>Career</w:t>
+      </w:r>
+      <w:r>
+        <w:rPr>
+          <w:color w:val="222222"/>
+        </w:rPr>
+        <w:t xml:space="preserve"> </w:t>
+      </w:r>
+      <w:r>
+        <w:rPr>
+          <w:color w:val="222222"/>
+        </w:rPr>
+        <w:t>Center,</w:t>
+      </w:r>
+      <w:r>
+        <w:rPr>
+          <w:color w:val="222222"/>
+        </w:rPr>
+        <w:t xml:space="preserve"> </w:t>
+      </w:r>
+      <w:r>
+        <w:rPr>
+          <w:color w:val="222222"/>
+        </w:rPr>
+        <w:t>call</w:t>
+      </w:r>
+      <w:r>
+        <w:rPr>
+          <w:color w:val="222222"/>
+        </w:rPr>
+        <w:t xml:space="preserve"> </w:t>
+      </w:r>
+      <w:r>
+        <w:rPr>
+          <w:color w:val="222222"/>
+        </w:rPr>
+        <w:t>them</w:t>
+      </w:r>
+      <w:r>
+        <w:rPr>
+          <w:color w:val="222222"/>
+        </w:rPr>
+        <w:t xml:space="preserve"> </w:t>
+      </w:r>
+      <w:r>
+        <w:rPr>
+          <w:color w:val="222222"/>
+        </w:rPr>
+        <w:t>at</w:t>
+      </w:r>
+      <w:r>
+        <w:rPr>
+          <w:color w:val="222222"/>
+        </w:rPr>
+        <w:t xml:space="preserve"> </w:t>
+      </w:r>
+      <w:r>
+        <w:rPr>
+          <w:color w:val="222222"/>
+        </w:rPr>
+        <w:t>540-231-6241</w:t>
+      </w:r>
+      <w:r>
+        <w:rPr>
+          <w:color w:val="222222"/>
+        </w:rPr>
+        <w:t xml:space="preserve"> </w:t>
+      </w:r>
+      <w:r>
+        <w:rPr>
+          <w:color w:val="222222"/>
+        </w:rPr>
+        <w:t>or</w:t>
+      </w:r>
+      <w:r>
+        <w:rPr>
+          <w:color w:val="222222"/>
+        </w:rPr>
+        <w:t xml:space="preserve"> </w:t>
+      </w:r>
+      <w:r>
+        <w:rPr>
+          <w:color w:val="222222"/>
+        </w:rPr>
+        <w:t>refer</w:t>
+      </w:r>
+      <w:r>
+        <w:rPr>
+          <w:color w:val="222222"/>
+        </w:rPr>
+        <w:t xml:space="preserve"> </w:t>
+      </w:r>
+      <w:r>
+        <w:rPr>
+          <w:color w:val="222222"/>
+        </w:rPr>
+        <w:t>to</w:t>
+      </w:r>
+      <w:r>
+        <w:rPr>
+          <w:color w:val="222222"/>
+        </w:rPr>
+        <w:t xml:space="preserve"> </w:t>
+      </w:r>
+      <w:r>
+        <w:rPr>
+          <w:color w:val="222222"/>
+        </w:rPr>
+        <w:t>the</w:t>
+      </w:r>
+      <w:r>
+        <w:rPr>
+          <w:color w:val="222222"/>
+        </w:rPr>
+        <w:t xml:space="preserve"> </w:t>
+      </w:r>
+      <w:hyperlink r:id="rId112">
         <w:r>
           <w:rPr>
             <w:color w:val="C64600"/>
             <w:u w:val="single"/>
           </w:rPr>
-          <w:t xml:space="preserve"> </w:t>
+          <w:t>Career</w:t>
         </w:r>
         <w:r>
           <w:rPr>
             <w:color w:val="C64600"/>
             <w:u w:val="single"/>
           </w:rPr>
-          <w:t>students</w:t>
-        </w:r>
-      </w:hyperlink>
-      <w:r>
-        <w:rPr>
-          <w:color w:val="222222"/>
-        </w:rPr>
-        <w:t>.</w:t>
-      </w:r>
-      <w:r>
-        <w:rPr>
-          <w:color w:val="222222"/>
-        </w:rPr>
-        <w:t xml:space="preserve"> </w:t>
-      </w:r>
-      <w:r>
-        <w:rPr>
-          <w:color w:val="222222"/>
-        </w:rPr>
-        <w:t>For</w:t>
-      </w:r>
-      <w:r>
-        <w:rPr>
-          <w:color w:val="222222"/>
-        </w:rPr>
-        <w:t xml:space="preserve"> </w:t>
-      </w:r>
-      <w:r>
-        <w:rPr>
-          <w:color w:val="222222"/>
-        </w:rPr>
-        <w:t>tutoring,</w:t>
-      </w:r>
-      <w:r>
-        <w:rPr>
-          <w:color w:val="222222"/>
-        </w:rPr>
-        <w:t xml:space="preserve"> </w:t>
-      </w:r>
-      <w:r>
-        <w:rPr>
-          <w:color w:val="222222"/>
-        </w:rPr>
-        <w:t>visit</w:t>
-      </w:r>
-      <w:r>
-        <w:rPr>
-          <w:color w:val="222222"/>
-        </w:rPr>
-        <w:t xml:space="preserve"> </w:t>
-      </w:r>
-      <w:r>
-        <w:rPr>
-          <w:color w:val="222222"/>
-        </w:rPr>
-        <w:t>the</w:t>
-      </w:r>
-      <w:r>
-        <w:rPr>
-          <w:color w:val="222222"/>
-        </w:rPr>
-        <w:t xml:space="preserve"> </w:t>
-      </w:r>
-      <w:r>
-        <w:rPr>
-          <w:color w:val="222222"/>
-        </w:rPr>
-        <w:t>Student</w:t>
-      </w:r>
-      <w:r>
-        <w:rPr>
-          <w:color w:val="222222"/>
-        </w:rPr>
-        <w:t xml:space="preserve"> </w:t>
-      </w:r>
-      <w:r>
-        <w:rPr>
-          <w:color w:val="222222"/>
-        </w:rPr>
-        <w:t>Success</w:t>
-      </w:r>
-      <w:r>
-        <w:rPr>
-          <w:color w:val="222222"/>
-        </w:rPr>
-        <w:t xml:space="preserve"> </w:t>
-      </w:r>
-      <w:r>
-        <w:rPr>
-          <w:color w:val="222222"/>
-        </w:rPr>
-        <w:t>Center</w:t>
-      </w:r>
-      <w:r>
-        <w:rPr>
-          <w:color w:val="222222"/>
-        </w:rPr>
-        <w:t xml:space="preserve"> </w:t>
-      </w:r>
-      <w:r>
-        <w:rPr>
-          <w:color w:val="222222"/>
-        </w:rPr>
-        <w:t>at</w:t>
-      </w:r>
-      <w:r>
-        <w:rPr>
-          <w:color w:val="222222"/>
-        </w:rPr>
-        <w:t xml:space="preserve"> </w:t>
-      </w:r>
-      <w:r>
-        <w:rPr>
-          <w:color w:val="222222"/>
-        </w:rPr>
-        <w:t>Gilbert Place</w:t>
-      </w:r>
-      <w:r>
-        <w:rPr>
-          <w:color w:val="222222"/>
-        </w:rPr>
-        <w:t>,</w:t>
-      </w:r>
-      <w:r>
-        <w:rPr>
-          <w:color w:val="222222"/>
-        </w:rPr>
-        <w:t xml:space="preserve"> </w:t>
-      </w:r>
-      <w:r>
-        <w:rPr>
-          <w:color w:val="222222"/>
-        </w:rPr>
-        <w:t>call</w:t>
-      </w:r>
-      <w:r>
-        <w:rPr>
-          <w:color w:val="222222"/>
-        </w:rPr>
-        <w:t xml:space="preserve"> </w:t>
-      </w:r>
-      <w:r>
-        <w:rPr>
-          <w:color w:val="222222"/>
-        </w:rPr>
-        <w:t>the</w:t>
-      </w:r>
-      <w:r>
-        <w:rPr>
-          <w:color w:val="222222"/>
-        </w:rPr>
-        <w:t xml:space="preserve"> </w:t>
-      </w:r>
-      <w:r>
-        <w:rPr>
-          <w:color w:val="222222"/>
-        </w:rPr>
-        <w:t>center</w:t>
-      </w:r>
-      <w:r>
-        <w:rPr>
-          <w:color w:val="222222"/>
-        </w:rPr>
-        <w:t xml:space="preserve"> </w:t>
-      </w:r>
-      <w:r>
-        <w:rPr>
-          <w:color w:val="222222"/>
-        </w:rPr>
-        <w:t>at</w:t>
-      </w:r>
-      <w:r>
-        <w:rPr>
-          <w:color w:val="222222"/>
-        </w:rPr>
-        <w:t xml:space="preserve"> </w:t>
-      </w:r>
-      <w:r>
-        <w:rPr>
-          <w:color w:val="222222"/>
-        </w:rPr>
-        <w:t>540-231-8440</w:t>
-      </w:r>
-      <w:r>
-        <w:rPr>
-          <w:color w:val="222222"/>
-        </w:rPr>
-        <w:t xml:space="preserve"> </w:t>
-      </w:r>
-      <w:r>
-        <w:rPr>
-          <w:color w:val="222222"/>
-        </w:rPr>
-        <w:t>or</w:t>
-      </w:r>
-      <w:r>
-        <w:rPr>
-          <w:color w:val="222222"/>
-        </w:rPr>
-        <w:t xml:space="preserve"> </w:t>
-      </w:r>
-      <w:r>
-        <w:rPr>
-          <w:color w:val="222222"/>
-        </w:rPr>
-        <w:t>visit</w:t>
-      </w:r>
-      <w:r>
-        <w:rPr>
-          <w:color w:val="222222"/>
-        </w:rPr>
-        <w:t xml:space="preserve"> </w:t>
-      </w:r>
-      <w:r>
-        <w:rPr>
-          <w:color w:val="222222"/>
-        </w:rPr>
-        <w:t>their</w:t>
-      </w:r>
-      <w:r>
-        <w:rPr>
-          <w:color w:val="222222"/>
-        </w:rPr>
-        <w:t xml:space="preserve"> </w:t>
-      </w:r>
-      <w:hyperlink r:id="rId111">
+          <w:t xml:space="preserve"> </w:t>
+        </w:r>
         <w:r>
           <w:rPr>
             <w:color w:val="C64600"/>
             <w:u w:val="single"/>
           </w:rPr>
-          <w:t>w</w:t>
+          <w:t>Services</w:t>
         </w:r>
         <w:r>
           <w:rPr>
             <w:color w:val="C64600"/>
             <w:u w:val="single"/>
           </w:rPr>
-          <w:t>e</w:t>
+          <w:t xml:space="preserve"> </w:t>
         </w:r>
         <w:r>
           <w:rPr>
             <w:color w:val="C64600"/>
             <w:u w:val="single"/>
           </w:rPr>
-          <w:t>bsite</w:t>
+          <w:t>website</w:t>
         </w:r>
       </w:hyperlink>
       <w:r>
@@ -31233,19 +30899,31 @@
         <w:rPr>
           <w:color w:val="222222"/>
         </w:rPr>
-        <w:t>career</w:t>
-      </w:r>
-      <w:r>
-        <w:rPr>
-          <w:color w:val="222222"/>
-        </w:rPr>
-        <w:t xml:space="preserve"> </w:t>
-      </w:r>
-      <w:r>
-        <w:rPr>
-          <w:color w:val="222222"/>
-        </w:rPr>
-        <w:t>counseling,</w:t>
+        <w:t>study</w:t>
+      </w:r>
+      <w:r>
+        <w:rPr>
+          <w:color w:val="222222"/>
+        </w:rPr>
+        <w:t xml:space="preserve"> </w:t>
+      </w:r>
+      <w:r>
+        <w:rPr>
+          <w:color w:val="222222"/>
+        </w:rPr>
+        <w:t>skills</w:t>
+      </w:r>
+      <w:r>
+        <w:rPr>
+          <w:color w:val="222222"/>
+        </w:rPr>
+        <w:t xml:space="preserve"> </w:t>
+      </w:r>
+      <w:r>
+        <w:rPr>
+          <w:color w:val="222222"/>
+        </w:rPr>
+        <w:t>advice,</w:t>
       </w:r>
       <w:r>
         <w:rPr>
@@ -31265,193 +30943,13 @@
         </w:rPr>
         <w:t xml:space="preserve"> </w:t>
       </w:r>
-      <w:r>
-        <w:rPr>
-          <w:color w:val="222222"/>
-        </w:rPr>
-        <w:t>Career</w:t>
-      </w:r>
-      <w:r>
-        <w:rPr>
-          <w:color w:val="222222"/>
-        </w:rPr>
-        <w:t xml:space="preserve"> </w:t>
-      </w:r>
-      <w:r>
-        <w:rPr>
-          <w:color w:val="222222"/>
-        </w:rPr>
-        <w:t>Services</w:t>
-      </w:r>
-      <w:r>
-        <w:rPr>
-          <w:color w:val="222222"/>
-        </w:rPr>
-        <w:t xml:space="preserve"> </w:t>
-      </w:r>
-      <w:r>
-        <w:rPr>
-          <w:color w:val="222222"/>
-        </w:rPr>
-        <w:t>in</w:t>
-      </w:r>
-      <w:r>
-        <w:rPr>
-          <w:color w:val="222222"/>
-        </w:rPr>
-        <w:t xml:space="preserve"> </w:t>
-      </w:r>
-      <w:r>
-        <w:rPr>
-          <w:color w:val="222222"/>
-        </w:rPr>
-        <w:t>the</w:t>
-      </w:r>
-      <w:r>
-        <w:rPr>
-          <w:color w:val="222222"/>
-        </w:rPr>
-        <w:t xml:space="preserve"> </w:t>
-      </w:r>
-      <w:r>
-        <w:rPr>
-          <w:color w:val="222222"/>
-        </w:rPr>
-        <w:t>Smith</w:t>
-      </w:r>
-      <w:r>
-        <w:rPr>
-          <w:color w:val="222222"/>
-        </w:rPr>
-        <w:t xml:space="preserve"> </w:t>
-      </w:r>
-      <w:r>
-        <w:rPr>
-          <w:color w:val="222222"/>
-        </w:rPr>
-        <w:t>Career</w:t>
-      </w:r>
-      <w:r>
-        <w:rPr>
-          <w:color w:val="222222"/>
-        </w:rPr>
-        <w:t xml:space="preserve"> </w:t>
-      </w:r>
-      <w:r>
-        <w:rPr>
-          <w:color w:val="222222"/>
-        </w:rPr>
-        <w:t>Center,</w:t>
-      </w:r>
-      <w:r>
-        <w:rPr>
-          <w:color w:val="222222"/>
-        </w:rPr>
-        <w:t xml:space="preserve"> </w:t>
-      </w:r>
-      <w:r>
-        <w:rPr>
-          <w:color w:val="222222"/>
-        </w:rPr>
-        <w:t>call</w:t>
-      </w:r>
-      <w:r>
-        <w:rPr>
-          <w:color w:val="222222"/>
-        </w:rPr>
-        <w:t xml:space="preserve"> </w:t>
-      </w:r>
-      <w:r>
-        <w:rPr>
-          <w:color w:val="222222"/>
-        </w:rPr>
-        <w:t>them</w:t>
-      </w:r>
-      <w:r>
-        <w:rPr>
-          <w:color w:val="222222"/>
-        </w:rPr>
-        <w:t xml:space="preserve"> </w:t>
-      </w:r>
-      <w:r>
-        <w:rPr>
-          <w:color w:val="222222"/>
-        </w:rPr>
-        <w:t>at</w:t>
-      </w:r>
-      <w:r>
-        <w:rPr>
-          <w:color w:val="222222"/>
-        </w:rPr>
-        <w:t xml:space="preserve"> </w:t>
-      </w:r>
-      <w:r>
-        <w:rPr>
-          <w:color w:val="222222"/>
-        </w:rPr>
-        <w:t>540-231-6241</w:t>
-      </w:r>
-      <w:r>
-        <w:rPr>
-          <w:color w:val="222222"/>
-        </w:rPr>
-        <w:t xml:space="preserve"> </w:t>
-      </w:r>
-      <w:r>
-        <w:rPr>
-          <w:color w:val="222222"/>
-        </w:rPr>
-        <w:t>or</w:t>
-      </w:r>
-      <w:r>
-        <w:rPr>
-          <w:color w:val="222222"/>
-        </w:rPr>
-        <w:t xml:space="preserve"> </w:t>
-      </w:r>
-      <w:r>
-        <w:rPr>
-          <w:color w:val="222222"/>
-        </w:rPr>
-        <w:t>refer</w:t>
-      </w:r>
-      <w:r>
-        <w:rPr>
-          <w:color w:val="222222"/>
-        </w:rPr>
-        <w:t xml:space="preserve"> </w:t>
-      </w:r>
-      <w:r>
-        <w:rPr>
-          <w:color w:val="222222"/>
-        </w:rPr>
-        <w:t>to</w:t>
-      </w:r>
-      <w:r>
-        <w:rPr>
-          <w:color w:val="222222"/>
-        </w:rPr>
-        <w:t xml:space="preserve"> </w:t>
-      </w:r>
-      <w:r>
-        <w:rPr>
-          <w:color w:val="222222"/>
-        </w:rPr>
-        <w:t>the</w:t>
-      </w:r>
-      <w:r>
-        <w:rPr>
-          <w:color w:val="222222"/>
-        </w:rPr>
-        <w:t xml:space="preserve"> </w:t>
-      </w:r>
-      <w:hyperlink r:id="rId112">
+      <w:hyperlink r:id="rId113">
         <w:r>
           <w:rPr>
             <w:color w:val="C64600"/>
             <w:u w:val="single"/>
           </w:rPr>
-          <w:t>Career</w:t>
+          <w:t>Cook</w:t>
         </w:r>
         <w:r>
           <w:rPr>
@@ -31465,137 +30963,7 @@
             <w:color w:val="C64600"/>
             <w:u w:val="single"/>
           </w:rPr>
-          <w:t>S</w:t>
-        </w:r>
-        <w:r>
-          <w:rPr>
-            <w:color w:val="C64600"/>
-            <w:u w:val="single"/>
-          </w:rPr>
-          <w:t>ervices</w:t>
-        </w:r>
-        <w:r>
-          <w:rPr>
-            <w:color w:val="C64600"/>
-            <w:u w:val="single"/>
-          </w:rPr>
-          <w:t xml:space="preserve"> </w:t>
-        </w:r>
-        <w:r>
-          <w:rPr>
-            <w:color w:val="C64600"/>
-            <w:u w:val="single"/>
-          </w:rPr>
-          <w:t>website</w:t>
-        </w:r>
-      </w:hyperlink>
-      <w:r>
-        <w:rPr>
-          <w:color w:val="222222"/>
-        </w:rPr>
-        <w:t>.</w:t>
-      </w:r>
-      <w:r>
-        <w:rPr>
-          <w:color w:val="222222"/>
-        </w:rPr>
-        <w:t xml:space="preserve"> </w:t>
-      </w:r>
-      <w:r>
-        <w:rPr>
-          <w:color w:val="222222"/>
-        </w:rPr>
-        <w:t>For</w:t>
-      </w:r>
-      <w:r>
-        <w:rPr>
-          <w:color w:val="222222"/>
-        </w:rPr>
-        <w:t xml:space="preserve"> </w:t>
-      </w:r>
-      <w:r>
-        <w:rPr>
-          <w:color w:val="222222"/>
-        </w:rPr>
-        <w:t>study</w:t>
-      </w:r>
-      <w:r>
-        <w:rPr>
-          <w:color w:val="222222"/>
-        </w:rPr>
-        <w:t xml:space="preserve"> </w:t>
-      </w:r>
-      <w:r>
-        <w:rPr>
-          <w:color w:val="222222"/>
-        </w:rPr>
-        <w:t>skills</w:t>
-      </w:r>
-      <w:r>
-        <w:rPr>
-          <w:color w:val="222222"/>
-        </w:rPr>
-        <w:t xml:space="preserve"> </w:t>
-      </w:r>
-      <w:r>
-        <w:rPr>
-          <w:color w:val="222222"/>
-        </w:rPr>
-        <w:t>advice,</w:t>
-      </w:r>
-      <w:r>
-        <w:rPr>
-          <w:color w:val="222222"/>
-        </w:rPr>
-        <w:t xml:space="preserve"> </w:t>
-      </w:r>
-      <w:r>
-        <w:rPr>
-          <w:color w:val="222222"/>
-        </w:rPr>
-        <w:t>visit</w:t>
-      </w:r>
-      <w:r>
-        <w:rPr>
-          <w:color w:val="222222"/>
-        </w:rPr>
-        <w:t xml:space="preserve"> </w:t>
-      </w:r>
-      <w:hyperlink r:id="rId113">
-        <w:r>
-          <w:rPr>
-            <w:color w:val="C64600"/>
-            <w:u w:val="single"/>
-          </w:rPr>
-          <w:t>Cook</w:t>
-        </w:r>
-        <w:r>
-          <w:rPr>
-            <w:color w:val="C64600"/>
-            <w:u w:val="single"/>
-          </w:rPr>
-          <w:t xml:space="preserve"> </w:t>
-        </w:r>
-        <w:r>
-          <w:rPr>
-            <w:color w:val="C64600"/>
-            <w:u w:val="single"/>
-          </w:rPr>
-          <w:t>Coun</w:t>
-        </w:r>
-        <w:r>
-          <w:rPr>
-            <w:color w:val="C64600"/>
-            <w:u w:val="single"/>
-          </w:rPr>
-          <w:t>s</w:t>
-        </w:r>
-        <w:r>
-          <w:rPr>
-            <w:color w:val="C64600"/>
-            <w:u w:val="single"/>
-          </w:rPr>
-          <w:t>eling</w:t>
+          <w:t>Counseling</w:t>
         </w:r>
         <w:r>
           <w:rPr>
@@ -31731,7 +31099,6 @@
         <w:rPr>
           <w:noProof/>
         </w:rPr>
-        <w:lastRenderedPageBreak/>
         <w:drawing>
           <wp:inline distT="0" distB="0" distL="0" distR="0" wp14:anchorId="45C2788D" wp14:editId="2A999AE9">
             <wp:extent cx="304800" cy="304800"/>
@@ -33234,21 +32601,7 @@
             <w:color w:val="C64600"/>
             <w:u w:val="single"/>
           </w:rPr>
-          <w:t>accessi</w:t>
-        </w:r>
-        <w:r>
-          <w:rPr>
-            <w:color w:val="C64600"/>
-            <w:u w:val="single"/>
-          </w:rPr>
-          <w:t>b</w:t>
-        </w:r>
-        <w:r>
-          <w:rPr>
-            <w:color w:val="C64600"/>
-            <w:u w:val="single"/>
-          </w:rPr>
-          <w:t>ility</w:t>
+          <w:t>accessibility</w:t>
         </w:r>
         <w:r>
           <w:rPr>
@@ -33282,6 +32635,7 @@
         <w:rPr>
           <w:noProof/>
         </w:rPr>
+        <w:lastRenderedPageBreak/>
         <w:drawing>
           <wp:inline distT="0" distB="0" distL="0" distR="0" wp14:anchorId="73BF52EE" wp14:editId="51258CFF">
             <wp:extent cx="304800" cy="304800"/>
@@ -33710,21 +33064,21 @@
             <w:color w:val="C64600"/>
             <w:u w:val="single"/>
           </w:rPr>
-          <w:t>s</w:t>
+          <w:t>services</w:t>
         </w:r>
         <w:r>
           <w:rPr>
             <w:color w:val="C64600"/>
             <w:u w:val="single"/>
           </w:rPr>
-          <w:t>e</w:t>
+          <w:t xml:space="preserve"> </w:t>
         </w:r>
         <w:r>
           <w:rPr>
             <w:color w:val="C64600"/>
             <w:u w:val="single"/>
           </w:rPr>
-          <w:t>rvices</w:t>
+          <w:t>for</w:t>
         </w:r>
         <w:r>
           <w:rPr>
@@ -33738,7 +33092,7 @@
             <w:color w:val="C64600"/>
             <w:u w:val="single"/>
           </w:rPr>
-          <w:t>for</w:t>
+          <w:t>students</w:t>
         </w:r>
         <w:r>
           <w:rPr>
@@ -33752,7 +33106,7 @@
             <w:color w:val="C64600"/>
             <w:u w:val="single"/>
           </w:rPr>
-          <w:t>students</w:t>
+          <w:t>with</w:t>
         </w:r>
         <w:r>
           <w:rPr>
@@ -33766,188 +33120,160 @@
             <w:color w:val="C64600"/>
             <w:u w:val="single"/>
           </w:rPr>
-          <w:t>with</w:t>
-        </w:r>
+          <w:t>disabilities</w:t>
+        </w:r>
+      </w:hyperlink>
+      <w:r>
+        <w:rPr>
+          <w:color w:val="222222"/>
+        </w:rPr>
+        <w:t>.</w:t>
+      </w:r>
+      <w:r>
+        <w:rPr>
+          <w:color w:val="222222"/>
+        </w:rPr>
+        <w:t xml:space="preserve"> </w:t>
+      </w:r>
+      <w:r>
+        <w:rPr>
+          <w:color w:val="222222"/>
+        </w:rPr>
+        <w:t>If</w:t>
+      </w:r>
+      <w:r>
+        <w:rPr>
+          <w:color w:val="222222"/>
+        </w:rPr>
+        <w:t xml:space="preserve"> </w:t>
+      </w:r>
+      <w:r>
+        <w:rPr>
+          <w:color w:val="222222"/>
+        </w:rPr>
+        <w:t>you</w:t>
+      </w:r>
+      <w:r>
+        <w:rPr>
+          <w:color w:val="222222"/>
+        </w:rPr>
+        <w:t xml:space="preserve"> </w:t>
+      </w:r>
+      <w:r>
+        <w:rPr>
+          <w:color w:val="222222"/>
+        </w:rPr>
+        <w:t>are</w:t>
+      </w:r>
+      <w:r>
+        <w:rPr>
+          <w:color w:val="222222"/>
+        </w:rPr>
+        <w:t xml:space="preserve"> </w:t>
+      </w:r>
+      <w:r>
+        <w:rPr>
+          <w:color w:val="222222"/>
+        </w:rPr>
+        <w:t>a</w:t>
+      </w:r>
+      <w:r>
+        <w:rPr>
+          <w:color w:val="222222"/>
+        </w:rPr>
+        <w:t xml:space="preserve"> </w:t>
+      </w:r>
+      <w:r>
+        <w:rPr>
+          <w:color w:val="222222"/>
+        </w:rPr>
+        <w:t>student</w:t>
+      </w:r>
+      <w:r>
+        <w:rPr>
+          <w:color w:val="222222"/>
+        </w:rPr>
+        <w:t xml:space="preserve"> </w:t>
+      </w:r>
+      <w:r>
+        <w:rPr>
+          <w:color w:val="222222"/>
+        </w:rPr>
+        <w:t>with</w:t>
+      </w:r>
+      <w:r>
+        <w:rPr>
+          <w:color w:val="222222"/>
+        </w:rPr>
+        <w:t xml:space="preserve"> </w:t>
+      </w:r>
+      <w:r>
+        <w:rPr>
+          <w:color w:val="222222"/>
+        </w:rPr>
+        <w:t>disabilities</w:t>
+      </w:r>
+      <w:r>
+        <w:rPr>
+          <w:color w:val="222222"/>
+        </w:rPr>
+        <w:t xml:space="preserve"> </w:t>
+      </w:r>
+      <w:r>
+        <w:rPr>
+          <w:color w:val="222222"/>
+        </w:rPr>
+        <w:t>and/or</w:t>
+      </w:r>
+      <w:r>
+        <w:rPr>
+          <w:color w:val="222222"/>
+        </w:rPr>
+        <w:t xml:space="preserve"> </w:t>
+      </w:r>
+      <w:r>
+        <w:rPr>
+          <w:color w:val="222222"/>
+        </w:rPr>
+        <w:t>challenges,</w:t>
+      </w:r>
+      <w:r>
+        <w:rPr>
+          <w:color w:val="222222"/>
+        </w:rPr>
+        <w:t xml:space="preserve"> </w:t>
+      </w:r>
+      <w:r>
+        <w:rPr>
+          <w:color w:val="222222"/>
+        </w:rPr>
+        <w:t>visit</w:t>
+      </w:r>
+      <w:r>
+        <w:rPr>
+          <w:color w:val="222222"/>
+        </w:rPr>
+        <w:t xml:space="preserve"> </w:t>
+      </w:r>
+      <w:r>
+        <w:rPr>
+          <w:color w:val="222222"/>
+        </w:rPr>
+        <w:t>the</w:t>
+      </w:r>
+      <w:r>
+        <w:rPr>
+          <w:color w:val="222222"/>
+        </w:rPr>
+        <w:t xml:space="preserve">  </w:t>
+      </w:r>
+      <w:hyperlink r:id="rId120">
         <w:r>
           <w:rPr>
             <w:color w:val="C64600"/>
             <w:u w:val="single"/>
           </w:rPr>
-          <w:t xml:space="preserve"> </w:t>
-        </w:r>
-        <w:r>
-          <w:rPr>
-            <w:color w:val="C64600"/>
-            <w:u w:val="single"/>
-          </w:rPr>
-          <w:t>disabilities</w:t>
-        </w:r>
-      </w:hyperlink>
-      <w:r>
-        <w:rPr>
-          <w:color w:val="222222"/>
-        </w:rPr>
-        <w:t>.</w:t>
-      </w:r>
-      <w:r>
-        <w:rPr>
-          <w:color w:val="222222"/>
-        </w:rPr>
-        <w:t xml:space="preserve"> </w:t>
-      </w:r>
-      <w:r>
-        <w:rPr>
-          <w:color w:val="222222"/>
-        </w:rPr>
-        <w:t>If</w:t>
-      </w:r>
-      <w:r>
-        <w:rPr>
-          <w:color w:val="222222"/>
-        </w:rPr>
-        <w:t xml:space="preserve"> </w:t>
-      </w:r>
-      <w:r>
-        <w:rPr>
-          <w:color w:val="222222"/>
-        </w:rPr>
-        <w:t>you</w:t>
-      </w:r>
-      <w:r>
-        <w:rPr>
-          <w:color w:val="222222"/>
-        </w:rPr>
-        <w:t xml:space="preserve"> </w:t>
-      </w:r>
-      <w:r>
-        <w:rPr>
-          <w:color w:val="222222"/>
-        </w:rPr>
-        <w:t>are</w:t>
-      </w:r>
-      <w:r>
-        <w:rPr>
-          <w:color w:val="222222"/>
-        </w:rPr>
-        <w:t xml:space="preserve"> </w:t>
-      </w:r>
-      <w:r>
-        <w:rPr>
-          <w:color w:val="222222"/>
-        </w:rPr>
-        <w:t>a</w:t>
-      </w:r>
-      <w:r>
-        <w:rPr>
-          <w:color w:val="222222"/>
-        </w:rPr>
-        <w:t xml:space="preserve"> </w:t>
-      </w:r>
-      <w:r>
-        <w:rPr>
-          <w:color w:val="222222"/>
-        </w:rPr>
-        <w:t>student</w:t>
-      </w:r>
-      <w:r>
-        <w:rPr>
-          <w:color w:val="222222"/>
-        </w:rPr>
-        <w:t xml:space="preserve"> </w:t>
-      </w:r>
-      <w:r>
-        <w:rPr>
-          <w:color w:val="222222"/>
-        </w:rPr>
-        <w:t>with</w:t>
-      </w:r>
-      <w:r>
-        <w:rPr>
-          <w:color w:val="222222"/>
-        </w:rPr>
-        <w:t xml:space="preserve"> </w:t>
-      </w:r>
-      <w:r>
-        <w:rPr>
-          <w:color w:val="222222"/>
-        </w:rPr>
-        <w:t>disabilities</w:t>
-      </w:r>
-      <w:r>
-        <w:rPr>
-          <w:color w:val="222222"/>
-        </w:rPr>
-        <w:t xml:space="preserve"> </w:t>
-      </w:r>
-      <w:r>
-        <w:rPr>
-          <w:color w:val="222222"/>
-        </w:rPr>
-        <w:t>and/or</w:t>
-      </w:r>
-      <w:r>
-        <w:rPr>
-          <w:color w:val="222222"/>
-        </w:rPr>
-        <w:t xml:space="preserve"> </w:t>
-      </w:r>
-      <w:r>
-        <w:rPr>
-          <w:color w:val="222222"/>
-        </w:rPr>
-        <w:t>challenges,</w:t>
-      </w:r>
-      <w:r>
-        <w:rPr>
-          <w:color w:val="222222"/>
-        </w:rPr>
-        <w:t xml:space="preserve"> </w:t>
-      </w:r>
-      <w:r>
-        <w:rPr>
-          <w:color w:val="222222"/>
-        </w:rPr>
-        <w:t>visit</w:t>
-      </w:r>
-      <w:r>
-        <w:rPr>
-          <w:color w:val="222222"/>
-        </w:rPr>
-        <w:t xml:space="preserve"> </w:t>
-      </w:r>
-      <w:r>
-        <w:rPr>
-          <w:color w:val="222222"/>
-        </w:rPr>
-        <w:t>the</w:t>
-      </w:r>
-      <w:r>
-        <w:rPr>
-          <w:color w:val="222222"/>
-        </w:rPr>
-        <w:t xml:space="preserve">  </w:t>
-      </w:r>
-      <w:hyperlink r:id="rId120">
-        <w:r>
-          <w:rPr>
-            <w:color w:val="C64600"/>
-            <w:u w:val="single"/>
-          </w:rPr>
-          <w:t>stud</w:t>
-        </w:r>
-        <w:r>
-          <w:rPr>
-            <w:color w:val="C64600"/>
-            <w:u w:val="single"/>
-          </w:rPr>
-          <w:t>e</w:t>
-        </w:r>
-        <w:r>
-          <w:rPr>
-            <w:color w:val="C64600"/>
-            <w:u w:val="single"/>
-          </w:rPr>
-          <w:t>nt</w:t>
+          <w:t>student</w:t>
         </w:r>
         <w:r>
           <w:rPr>
@@ -34144,156 +33470,142 @@
             <w:color w:val="C64600"/>
             <w:u w:val="single"/>
           </w:rPr>
-          <w:t>extensiv</w:t>
+          <w:t>extensive</w:t>
         </w:r>
         <w:r>
           <w:rPr>
             <w:color w:val="C64600"/>
             <w:u w:val="single"/>
           </w:rPr>
-          <w:t>e</w:t>
+          <w:t xml:space="preserve"> </w:t>
         </w:r>
         <w:r>
           <w:rPr>
             <w:color w:val="C64600"/>
             <w:u w:val="single"/>
           </w:rPr>
-          <w:t xml:space="preserve"> </w:t>
+          <w:t>help</w:t>
         </w:r>
         <w:r>
           <w:rPr>
             <w:color w:val="C64600"/>
             <w:u w:val="single"/>
           </w:rPr>
-          <w:t>help</w:t>
+          <w:t xml:space="preserve"> </w:t>
         </w:r>
         <w:r>
           <w:rPr>
             <w:color w:val="C64600"/>
             <w:u w:val="single"/>
           </w:rPr>
-          <w:t xml:space="preserve"> </w:t>
-        </w:r>
+          <w:t>services</w:t>
+        </w:r>
+      </w:hyperlink>
+      <w:r>
+        <w:rPr>
+          <w:color w:val="222222"/>
+        </w:rPr>
+        <w:t>,</w:t>
+      </w:r>
+      <w:r>
+        <w:rPr>
+          <w:color w:val="222222"/>
+        </w:rPr>
+        <w:t xml:space="preserve"> </w:t>
+      </w:r>
+      <w:r>
+        <w:rPr>
+          <w:color w:val="222222"/>
+        </w:rPr>
+        <w:t>including</w:t>
+      </w:r>
+      <w:r>
+        <w:rPr>
+          <w:color w:val="222222"/>
+        </w:rPr>
+        <w:t xml:space="preserve"> </w:t>
+      </w:r>
+      <w:r>
+        <w:rPr>
+          <w:color w:val="222222"/>
+        </w:rPr>
+        <w:t>services</w:t>
+      </w:r>
+      <w:r>
+        <w:rPr>
+          <w:color w:val="222222"/>
+        </w:rPr>
+        <w:t xml:space="preserve"> </w:t>
+      </w:r>
+      <w:r>
+        <w:rPr>
+          <w:color w:val="222222"/>
+        </w:rPr>
+        <w:t>and</w:t>
+      </w:r>
+      <w:r>
+        <w:rPr>
+          <w:color w:val="222222"/>
+        </w:rPr>
+        <w:t xml:space="preserve"> </w:t>
+      </w:r>
+      <w:r>
+        <w:rPr>
+          <w:color w:val="222222"/>
+        </w:rPr>
+        <w:t>guides</w:t>
+      </w:r>
+      <w:r>
+        <w:rPr>
+          <w:color w:val="222222"/>
+        </w:rPr>
+        <w:t xml:space="preserve"> </w:t>
+      </w:r>
+      <w:r>
+        <w:rPr>
+          <w:color w:val="222222"/>
+        </w:rPr>
+        <w:t>for</w:t>
+      </w:r>
+      <w:r>
+        <w:rPr>
+          <w:color w:val="222222"/>
+        </w:rPr>
+        <w:t xml:space="preserve"> </w:t>
+      </w:r>
+      <w:r>
+        <w:rPr>
+          <w:color w:val="222222"/>
+        </w:rPr>
+        <w:t>those</w:t>
+      </w:r>
+      <w:r>
+        <w:rPr>
+          <w:color w:val="222222"/>
+        </w:rPr>
+        <w:t xml:space="preserve"> </w:t>
+      </w:r>
+      <w:hyperlink r:id="rId124">
         <w:r>
           <w:rPr>
             <w:color w:val="C64600"/>
             <w:u w:val="single"/>
           </w:rPr>
-          <w:t>services</w:t>
-        </w:r>
-      </w:hyperlink>
-      <w:r>
-        <w:rPr>
-          <w:color w:val="222222"/>
-        </w:rPr>
-        <w:t>,</w:t>
-      </w:r>
-      <w:r>
-        <w:rPr>
-          <w:color w:val="222222"/>
-        </w:rPr>
-        <w:t xml:space="preserve"> </w:t>
-      </w:r>
-      <w:r>
-        <w:rPr>
-          <w:color w:val="222222"/>
-        </w:rPr>
-        <w:t>including</w:t>
-      </w:r>
-      <w:r>
-        <w:rPr>
-          <w:color w:val="222222"/>
-        </w:rPr>
-        <w:t xml:space="preserve"> </w:t>
-      </w:r>
-      <w:r>
-        <w:rPr>
-          <w:color w:val="222222"/>
-        </w:rPr>
-        <w:t>services</w:t>
-      </w:r>
-      <w:r>
-        <w:rPr>
-          <w:color w:val="222222"/>
-        </w:rPr>
-        <w:t xml:space="preserve"> </w:t>
-      </w:r>
-      <w:r>
-        <w:rPr>
-          <w:color w:val="222222"/>
-        </w:rPr>
-        <w:t>and</w:t>
-      </w:r>
-      <w:r>
-        <w:rPr>
-          <w:color w:val="222222"/>
-        </w:rPr>
-        <w:t xml:space="preserve"> </w:t>
-      </w:r>
-      <w:r>
-        <w:rPr>
-          <w:color w:val="222222"/>
-        </w:rPr>
-        <w:t>guides</w:t>
-      </w:r>
-      <w:r>
-        <w:rPr>
-          <w:color w:val="222222"/>
-        </w:rPr>
-        <w:t xml:space="preserve"> </w:t>
-      </w:r>
-      <w:r>
-        <w:rPr>
-          <w:color w:val="222222"/>
-        </w:rPr>
-        <w:t>for</w:t>
-      </w:r>
-      <w:r>
-        <w:rPr>
-          <w:color w:val="222222"/>
-        </w:rPr>
-        <w:t xml:space="preserve"> </w:t>
-      </w:r>
-      <w:r>
-        <w:rPr>
-          <w:color w:val="222222"/>
-        </w:rPr>
-        <w:t>those</w:t>
-      </w:r>
-      <w:r>
-        <w:rPr>
-          <w:color w:val="222222"/>
-        </w:rPr>
-        <w:t xml:space="preserve"> </w:t>
-      </w:r>
-      <w:hyperlink r:id="rId124">
+          <w:t>using</w:t>
+        </w:r>
         <w:r>
           <w:rPr>
             <w:color w:val="C64600"/>
             <w:u w:val="single"/>
           </w:rPr>
-          <w:t>using</w:t>
+          <w:t xml:space="preserve"> </w:t>
         </w:r>
         <w:r>
           <w:rPr>
             <w:color w:val="C64600"/>
             <w:u w:val="single"/>
           </w:rPr>
-          <w:t xml:space="preserve"> </w:t>
-        </w:r>
-        <w:r>
-          <w:rPr>
-            <w:color w:val="C64600"/>
-            <w:u w:val="single"/>
-          </w:rPr>
-          <w:t>t</w:t>
-        </w:r>
-        <w:r>
-          <w:rPr>
-            <w:color w:val="C64600"/>
-            <w:u w:val="single"/>
-          </w:rPr>
-          <w:t>he</w:t>
+          <w:t>the</w:t>
         </w:r>
         <w:r>
           <w:rPr>
@@ -34983,185 +34295,171 @@
             <w:color w:val="C64600"/>
             <w:u w:val="single"/>
           </w:rPr>
-          <w:t>S</w:t>
-        </w:r>
+          <w:t>Site</w:t>
+        </w:r>
+      </w:hyperlink>
+      <w:r>
+        <w:t>,</w:t>
+      </w:r>
+      <w:r>
+        <w:rPr>
+          <w:color w:val="222222"/>
+        </w:rPr>
+        <w:t xml:space="preserve"> </w:t>
+      </w:r>
+      <w:r>
+        <w:rPr>
+          <w:color w:val="222222"/>
+        </w:rPr>
+        <w:t>or</w:t>
+      </w:r>
+      <w:r>
+        <w:rPr>
+          <w:color w:val="222222"/>
+        </w:rPr>
+        <w:t xml:space="preserve"> </w:t>
+      </w:r>
+      <w:r>
+        <w:rPr>
+          <w:color w:val="222222"/>
+        </w:rPr>
+        <w:t>by</w:t>
+      </w:r>
+      <w:r>
+        <w:rPr>
+          <w:color w:val="222222"/>
+        </w:rPr>
+        <w:t xml:space="preserve"> </w:t>
+      </w:r>
+      <w:r>
+        <w:rPr>
+          <w:color w:val="222222"/>
+        </w:rPr>
+        <w:t>calling</w:t>
+      </w:r>
+      <w:r>
+        <w:rPr>
+          <w:color w:val="222222"/>
+        </w:rPr>
+        <w:t xml:space="preserve"> </w:t>
+      </w:r>
+      <w:r>
+        <w:rPr>
+          <w:color w:val="222222"/>
+        </w:rPr>
+        <w:t>(540)</w:t>
+      </w:r>
+      <w:r>
+        <w:rPr>
+          <w:color w:val="222222"/>
+        </w:rPr>
+        <w:t xml:space="preserve"> </w:t>
+      </w:r>
+      <w:r>
+        <w:rPr>
+          <w:color w:val="222222"/>
+        </w:rPr>
+        <w:t>540-231-HELP</w:t>
+      </w:r>
+      <w:r>
+        <w:rPr>
+          <w:color w:val="222222"/>
+        </w:rPr>
+        <w:t xml:space="preserve"> </w:t>
+      </w:r>
+      <w:r>
+        <w:rPr>
+          <w:color w:val="222222"/>
+        </w:rPr>
+        <w:t>(4357).</w:t>
+      </w:r>
+      <w:r>
+        <w:rPr>
+          <w:color w:val="222222"/>
+        </w:rPr>
+        <w:t xml:space="preserve"> </w:t>
+      </w:r>
+      <w:r>
+        <w:rPr>
+          <w:color w:val="222222"/>
+        </w:rPr>
+        <w:t>You</w:t>
+      </w:r>
+      <w:r>
+        <w:rPr>
+          <w:color w:val="222222"/>
+        </w:rPr>
+        <w:t xml:space="preserve"> </w:t>
+      </w:r>
+      <w:r>
+        <w:rPr>
+          <w:color w:val="222222"/>
+        </w:rPr>
+        <w:t>can</w:t>
+      </w:r>
+      <w:r>
+        <w:rPr>
+          <w:color w:val="222222"/>
+        </w:rPr>
+        <w:t xml:space="preserve"> </w:t>
+      </w:r>
+      <w:r>
+        <w:rPr>
+          <w:color w:val="222222"/>
+        </w:rPr>
+        <w:t>also</w:t>
+      </w:r>
+      <w:r>
+        <w:rPr>
+          <w:color w:val="222222"/>
+        </w:rPr>
+        <w:t xml:space="preserve"> </w:t>
+      </w:r>
+      <w:r>
+        <w:rPr>
+          <w:color w:val="222222"/>
+        </w:rPr>
+        <w:t>refer</w:t>
+      </w:r>
+      <w:r>
+        <w:rPr>
+          <w:color w:val="222222"/>
+        </w:rPr>
+        <w:t xml:space="preserve"> </w:t>
+      </w:r>
+      <w:r>
+        <w:rPr>
+          <w:color w:val="222222"/>
+        </w:rPr>
+        <w:t>to</w:t>
+      </w:r>
+      <w:r>
+        <w:rPr>
+          <w:color w:val="222222"/>
+        </w:rPr>
+        <w:t xml:space="preserve"> </w:t>
+      </w:r>
+      <w:hyperlink r:id="rId129">
         <w:r>
           <w:rPr>
             <w:color w:val="C64600"/>
             <w:u w:val="single"/>
           </w:rPr>
-          <w:t>ite</w:t>
-        </w:r>
-      </w:hyperlink>
-      <w:r>
-        <w:t>,</w:t>
-      </w:r>
-      <w:r>
-        <w:rPr>
-          <w:color w:val="222222"/>
-        </w:rPr>
-        <w:t xml:space="preserve"> </w:t>
-      </w:r>
-      <w:r>
-        <w:rPr>
-          <w:color w:val="222222"/>
-        </w:rPr>
-        <w:t>or</w:t>
-      </w:r>
-      <w:r>
-        <w:rPr>
-          <w:color w:val="222222"/>
-        </w:rPr>
-        <w:t xml:space="preserve"> </w:t>
-      </w:r>
-      <w:r>
-        <w:rPr>
-          <w:color w:val="222222"/>
-        </w:rPr>
-        <w:t>by</w:t>
-      </w:r>
-      <w:r>
-        <w:rPr>
-          <w:color w:val="222222"/>
-        </w:rPr>
-        <w:t xml:space="preserve"> </w:t>
-      </w:r>
-      <w:r>
-        <w:rPr>
-          <w:color w:val="222222"/>
-        </w:rPr>
-        <w:t>calling</w:t>
-      </w:r>
-      <w:r>
-        <w:rPr>
-          <w:color w:val="222222"/>
-        </w:rPr>
-        <w:t xml:space="preserve"> </w:t>
-      </w:r>
-      <w:r>
-        <w:rPr>
-          <w:color w:val="222222"/>
-        </w:rPr>
-        <w:t>(540)</w:t>
-      </w:r>
-      <w:r>
-        <w:rPr>
-          <w:color w:val="222222"/>
-        </w:rPr>
-        <w:t xml:space="preserve"> </w:t>
-      </w:r>
-      <w:r>
-        <w:rPr>
-          <w:color w:val="222222"/>
-        </w:rPr>
-        <w:t>540-231-HELP</w:t>
-      </w:r>
-      <w:r>
-        <w:rPr>
-          <w:color w:val="222222"/>
-        </w:rPr>
-        <w:t xml:space="preserve"> </w:t>
-      </w:r>
-      <w:r>
-        <w:rPr>
-          <w:color w:val="222222"/>
-        </w:rPr>
-        <w:t>(4357).</w:t>
-      </w:r>
-      <w:r>
-        <w:rPr>
-          <w:color w:val="222222"/>
-        </w:rPr>
-        <w:t xml:space="preserve"> </w:t>
-      </w:r>
-      <w:r>
-        <w:rPr>
-          <w:color w:val="222222"/>
-        </w:rPr>
-        <w:t>You</w:t>
-      </w:r>
-      <w:r>
-        <w:rPr>
-          <w:color w:val="222222"/>
-        </w:rPr>
-        <w:t xml:space="preserve"> </w:t>
-      </w:r>
-      <w:r>
-        <w:rPr>
-          <w:color w:val="222222"/>
-        </w:rPr>
-        <w:t>can</w:t>
-      </w:r>
-      <w:r>
-        <w:rPr>
-          <w:color w:val="222222"/>
-        </w:rPr>
-        <w:t xml:space="preserve"> </w:t>
-      </w:r>
-      <w:r>
-        <w:rPr>
-          <w:color w:val="222222"/>
-        </w:rPr>
-        <w:t>also</w:t>
-      </w:r>
-      <w:r>
-        <w:rPr>
-          <w:color w:val="222222"/>
-        </w:rPr>
-        <w:t xml:space="preserve"> </w:t>
-      </w:r>
-      <w:r>
-        <w:rPr>
-          <w:color w:val="222222"/>
-        </w:rPr>
-        <w:t>refer</w:t>
-      </w:r>
-      <w:r>
-        <w:rPr>
-          <w:color w:val="222222"/>
-        </w:rPr>
-        <w:t xml:space="preserve"> </w:t>
-      </w:r>
-      <w:r>
-        <w:rPr>
-          <w:color w:val="222222"/>
-        </w:rPr>
-        <w:t>to</w:t>
-      </w:r>
-      <w:r>
-        <w:rPr>
-          <w:color w:val="222222"/>
-        </w:rPr>
-        <w:t xml:space="preserve"> </w:t>
-      </w:r>
-      <w:hyperlink r:id="rId129">
+          <w:t>Zoom</w:t>
+        </w:r>
         <w:r>
           <w:rPr>
             <w:color w:val="C64600"/>
             <w:u w:val="single"/>
           </w:rPr>
-          <w:t>Zoom</w:t>
+          <w:t xml:space="preserve"> </w:t>
         </w:r>
         <w:r>
           <w:rPr>
             <w:color w:val="C64600"/>
             <w:u w:val="single"/>
           </w:rPr>
-          <w:t xml:space="preserve"> </w:t>
-        </w:r>
-        <w:r>
-          <w:rPr>
-            <w:color w:val="C64600"/>
-            <w:u w:val="single"/>
-          </w:rPr>
-          <w:t>s</w:t>
-        </w:r>
-        <w:r>
-          <w:rPr>
-            <w:color w:val="C64600"/>
-            <w:u w:val="single"/>
-          </w:rPr>
-          <w:t>upport</w:t>
+          <w:t>support</w:t>
         </w:r>
       </w:hyperlink>
       <w:r>
@@ -35201,7 +34499,6 @@
         <w:rPr>
           <w:noProof/>
         </w:rPr>
-        <w:lastRenderedPageBreak/>
         <w:drawing>
           <wp:inline distT="0" distB="0" distL="0" distR="0" wp14:anchorId="686D2ADE" wp14:editId="05629865">
             <wp:extent cx="304800" cy="304800"/>
@@ -35294,557 +34591,522 @@
             <w:color w:val="C64600"/>
             <w:u w:val="single"/>
           </w:rPr>
-          <w:t>Writ</w:t>
+          <w:t>Writing</w:t>
         </w:r>
         <w:r>
           <w:rPr>
             <w:color w:val="C64600"/>
             <w:u w:val="single"/>
           </w:rPr>
-          <w:t>i</w:t>
+          <w:t xml:space="preserve"> </w:t>
         </w:r>
         <w:r>
           <w:rPr>
             <w:color w:val="C64600"/>
             <w:u w:val="single"/>
           </w:rPr>
-          <w:t>n</w:t>
-        </w:r>
+          <w:t>Center</w:t>
+        </w:r>
+      </w:hyperlink>
+      <w:r>
+        <w:rPr>
+          <w:color w:val="222222"/>
+        </w:rPr>
+        <w:t>—located</w:t>
+      </w:r>
+      <w:r>
+        <w:rPr>
+          <w:color w:val="222222"/>
+        </w:rPr>
+        <w:t xml:space="preserve"> </w:t>
+      </w:r>
+      <w:r>
+        <w:rPr>
+          <w:color w:val="222222"/>
+        </w:rPr>
+        <w:t>on</w:t>
+      </w:r>
+      <w:r>
+        <w:rPr>
+          <w:color w:val="222222"/>
+        </w:rPr>
+        <w:t xml:space="preserve"> </w:t>
+      </w:r>
+      <w:r>
+        <w:rPr>
+          <w:color w:val="222222"/>
+        </w:rPr>
+        <w:t>the</w:t>
+      </w:r>
+      <w:r>
+        <w:rPr>
+          <w:color w:val="222222"/>
+        </w:rPr>
+        <w:t xml:space="preserve"> </w:t>
+      </w:r>
+      <w:r>
+        <w:rPr>
+          <w:color w:val="222222"/>
+        </w:rPr>
+        <w:t>second</w:t>
+      </w:r>
+      <w:r>
+        <w:rPr>
+          <w:color w:val="222222"/>
+        </w:rPr>
+        <w:t xml:space="preserve"> </w:t>
+      </w:r>
+      <w:r>
+        <w:rPr>
+          <w:color w:val="222222"/>
+        </w:rPr>
+        <w:t>floor</w:t>
+      </w:r>
+      <w:r>
+        <w:rPr>
+          <w:color w:val="222222"/>
+        </w:rPr>
+        <w:t xml:space="preserve"> </w:t>
+      </w:r>
+      <w:r>
+        <w:rPr>
+          <w:color w:val="222222"/>
+        </w:rPr>
+        <w:t>of</w:t>
+      </w:r>
+      <w:r>
+        <w:rPr>
+          <w:color w:val="222222"/>
+        </w:rPr>
+        <w:t xml:space="preserve"> </w:t>
+      </w:r>
+      <w:r>
+        <w:rPr>
+          <w:color w:val="222222"/>
+        </w:rPr>
+        <w:t>Newman</w:t>
+      </w:r>
+      <w:r>
+        <w:rPr>
+          <w:color w:val="222222"/>
+        </w:rPr>
+        <w:t xml:space="preserve"> </w:t>
+      </w:r>
+      <w:r>
+        <w:rPr>
+          <w:color w:val="222222"/>
+        </w:rPr>
+        <w:t>Library—is</w:t>
+      </w:r>
+      <w:r>
+        <w:rPr>
+          <w:color w:val="222222"/>
+        </w:rPr>
+        <w:t xml:space="preserve"> </w:t>
+      </w:r>
+      <w:r>
+        <w:rPr>
+          <w:color w:val="222222"/>
+        </w:rPr>
+        <w:t>for</w:t>
+      </w:r>
+      <w:r>
+        <w:rPr>
+          <w:color w:val="222222"/>
+        </w:rPr>
+        <w:t xml:space="preserve"> </w:t>
+      </w:r>
+      <w:r>
+        <w:rPr>
+          <w:color w:val="222222"/>
+        </w:rPr>
+        <w:t>all</w:t>
+      </w:r>
+      <w:r>
+        <w:rPr>
+          <w:color w:val="222222"/>
+        </w:rPr>
+        <w:t xml:space="preserve"> </w:t>
+      </w:r>
+      <w:r>
+        <w:rPr>
+          <w:color w:val="222222"/>
+        </w:rPr>
+        <w:t>writers.</w:t>
+      </w:r>
+      <w:r>
+        <w:rPr>
+          <w:color w:val="222222"/>
+        </w:rPr>
+        <w:t xml:space="preserve"> </w:t>
+      </w:r>
+      <w:r>
+        <w:rPr>
+          <w:color w:val="222222"/>
+        </w:rPr>
+        <w:t>You</w:t>
+      </w:r>
+      <w:r>
+        <w:rPr>
+          <w:color w:val="222222"/>
+        </w:rPr>
+        <w:t xml:space="preserve"> </w:t>
+      </w:r>
+      <w:r>
+        <w:rPr>
+          <w:color w:val="222222"/>
+        </w:rPr>
+        <w:t>can</w:t>
+      </w:r>
+      <w:r>
+        <w:rPr>
+          <w:color w:val="222222"/>
+        </w:rPr>
+        <w:t xml:space="preserve"> </w:t>
+      </w:r>
+      <w:r>
+        <w:rPr>
+          <w:color w:val="222222"/>
+        </w:rPr>
+        <w:t>go</w:t>
+      </w:r>
+      <w:r>
+        <w:rPr>
+          <w:color w:val="222222"/>
+        </w:rPr>
+        <w:t xml:space="preserve"> </w:t>
+      </w:r>
+      <w:r>
+        <w:rPr>
+          <w:color w:val="222222"/>
+        </w:rPr>
+        <w:t>if</w:t>
+      </w:r>
+      <w:r>
+        <w:rPr>
+          <w:color w:val="222222"/>
+        </w:rPr>
+        <w:t xml:space="preserve"> </w:t>
+      </w:r>
+      <w:r>
+        <w:rPr>
+          <w:color w:val="222222"/>
+        </w:rPr>
+        <w:t>you</w:t>
+      </w:r>
+      <w:r>
+        <w:rPr>
+          <w:color w:val="222222"/>
+        </w:rPr>
+        <w:t xml:space="preserve"> </w:t>
+      </w:r>
+      <w:r>
+        <w:rPr>
+          <w:color w:val="222222"/>
+        </w:rPr>
+        <w:t>have</w:t>
+      </w:r>
+      <w:r>
+        <w:rPr>
+          <w:color w:val="222222"/>
+        </w:rPr>
+        <w:t xml:space="preserve"> </w:t>
+      </w:r>
+      <w:r>
+        <w:rPr>
+          <w:color w:val="222222"/>
+        </w:rPr>
+        <w:t>a</w:t>
+      </w:r>
+      <w:r>
+        <w:rPr>
+          <w:color w:val="222222"/>
+        </w:rPr>
+        <w:t xml:space="preserve"> </w:t>
+      </w:r>
+      <w:r>
+        <w:rPr>
+          <w:color w:val="222222"/>
+        </w:rPr>
+        <w:t>draft,</w:t>
+      </w:r>
+      <w:r>
+        <w:rPr>
+          <w:color w:val="222222"/>
+        </w:rPr>
+        <w:t xml:space="preserve"> </w:t>
+      </w:r>
+      <w:r>
+        <w:rPr>
+          <w:color w:val="222222"/>
+        </w:rPr>
+        <w:t>an</w:t>
+      </w:r>
+      <w:r>
+        <w:rPr>
+          <w:color w:val="222222"/>
+        </w:rPr>
+        <w:t xml:space="preserve"> </w:t>
+      </w:r>
+      <w:r>
+        <w:rPr>
+          <w:color w:val="222222"/>
+        </w:rPr>
+        <w:t>outline,</w:t>
+      </w:r>
+      <w:r>
+        <w:rPr>
+          <w:color w:val="222222"/>
+        </w:rPr>
+        <w:t xml:space="preserve"> </w:t>
+      </w:r>
+      <w:r>
+        <w:rPr>
+          <w:color w:val="222222"/>
+        </w:rPr>
+        <w:t>or</w:t>
+      </w:r>
+      <w:r>
+        <w:rPr>
+          <w:color w:val="222222"/>
+        </w:rPr>
+        <w:t xml:space="preserve"> </w:t>
+      </w:r>
+      <w:r>
+        <w:rPr>
+          <w:color w:val="222222"/>
+        </w:rPr>
+        <w:t>just</w:t>
+      </w:r>
+      <w:r>
+        <w:rPr>
+          <w:color w:val="222222"/>
+        </w:rPr>
+        <w:t xml:space="preserve"> </w:t>
+      </w:r>
+      <w:r>
+        <w:rPr>
+          <w:color w:val="222222"/>
+        </w:rPr>
+        <w:t>ideas.</w:t>
+      </w:r>
+      <w:r>
+        <w:rPr>
+          <w:color w:val="222222"/>
+        </w:rPr>
+        <w:t xml:space="preserve"> </w:t>
+      </w:r>
+      <w:r>
+        <w:rPr>
+          <w:color w:val="222222"/>
+        </w:rPr>
+        <w:t>Bring</w:t>
+      </w:r>
+      <w:r>
+        <w:rPr>
+          <w:color w:val="222222"/>
+        </w:rPr>
+        <w:t xml:space="preserve"> </w:t>
+      </w:r>
+      <w:r>
+        <w:rPr>
+          <w:color w:val="222222"/>
+        </w:rPr>
+        <w:t>your</w:t>
+      </w:r>
+      <w:r>
+        <w:rPr>
+          <w:color w:val="222222"/>
+        </w:rPr>
+        <w:t xml:space="preserve"> </w:t>
+      </w:r>
+      <w:r>
+        <w:rPr>
+          <w:color w:val="222222"/>
+        </w:rPr>
+        <w:t>assignment</w:t>
+      </w:r>
+      <w:r>
+        <w:rPr>
+          <w:color w:val="222222"/>
+        </w:rPr>
+        <w:t xml:space="preserve"> </w:t>
+      </w:r>
+      <w:r>
+        <w:rPr>
+          <w:color w:val="222222"/>
+        </w:rPr>
+        <w:t>description</w:t>
+      </w:r>
+      <w:r>
+        <w:rPr>
+          <w:color w:val="222222"/>
+        </w:rPr>
+        <w:t xml:space="preserve"> </w:t>
+      </w:r>
+      <w:r>
+        <w:rPr>
+          <w:color w:val="222222"/>
+        </w:rPr>
+        <w:t>with</w:t>
+      </w:r>
+      <w:r>
+        <w:rPr>
+          <w:color w:val="222222"/>
+        </w:rPr>
+        <w:t xml:space="preserve"> </w:t>
+      </w:r>
+      <w:r>
+        <w:rPr>
+          <w:color w:val="222222"/>
+        </w:rPr>
+        <w:t>you.</w:t>
+      </w:r>
+      <w:r>
+        <w:rPr>
+          <w:color w:val="222222"/>
+        </w:rPr>
+        <w:t xml:space="preserve"> </w:t>
+      </w:r>
+      <w:r>
+        <w:rPr>
+          <w:color w:val="222222"/>
+        </w:rPr>
+        <w:t>You</w:t>
+      </w:r>
+      <w:r>
+        <w:rPr>
+          <w:color w:val="222222"/>
+        </w:rPr>
+        <w:t xml:space="preserve"> </w:t>
+      </w:r>
+      <w:r>
+        <w:rPr>
+          <w:color w:val="222222"/>
+        </w:rPr>
+        <w:t>can</w:t>
+      </w:r>
+      <w:r>
+        <w:rPr>
+          <w:color w:val="222222"/>
+        </w:rPr>
+        <w:t xml:space="preserve"> </w:t>
+      </w:r>
+      <w:r>
+        <w:rPr>
+          <w:color w:val="222222"/>
+        </w:rPr>
+        <w:t>make</w:t>
+      </w:r>
+      <w:r>
+        <w:rPr>
+          <w:color w:val="222222"/>
+        </w:rPr>
+        <w:t xml:space="preserve"> </w:t>
+      </w:r>
+      <w:r>
+        <w:rPr>
+          <w:color w:val="222222"/>
+        </w:rPr>
+        <w:t>appointments</w:t>
+      </w:r>
+      <w:r>
+        <w:rPr>
+          <w:color w:val="222222"/>
+        </w:rPr>
+        <w:t xml:space="preserve"> </w:t>
+      </w:r>
+      <w:r>
+        <w:rPr>
+          <w:color w:val="222222"/>
+        </w:rPr>
+        <w:t>online</w:t>
+      </w:r>
+      <w:r>
+        <w:rPr>
+          <w:color w:val="222222"/>
+        </w:rPr>
+        <w:t xml:space="preserve"> </w:t>
+      </w:r>
+      <w:r>
+        <w:rPr>
+          <w:color w:val="222222"/>
+        </w:rPr>
+        <w:t>by</w:t>
+      </w:r>
+      <w:r>
+        <w:rPr>
+          <w:color w:val="222222"/>
+        </w:rPr>
+        <w:t xml:space="preserve"> </w:t>
+      </w:r>
+      <w:r>
+        <w:rPr>
+          <w:color w:val="222222"/>
+        </w:rPr>
+        <w:t>setting</w:t>
+      </w:r>
+      <w:r>
+        <w:rPr>
+          <w:color w:val="222222"/>
+        </w:rPr>
+        <w:t xml:space="preserve"> </w:t>
+      </w:r>
+      <w:r>
+        <w:rPr>
+          <w:color w:val="222222"/>
+        </w:rPr>
+        <w:t>up</w:t>
+      </w:r>
+      <w:r>
+        <w:rPr>
+          <w:color w:val="222222"/>
+        </w:rPr>
+        <w:t xml:space="preserve"> </w:t>
+      </w:r>
+      <w:r>
+        <w:rPr>
+          <w:color w:val="222222"/>
+        </w:rPr>
+        <w:t>an</w:t>
+      </w:r>
+      <w:r>
+        <w:rPr>
+          <w:color w:val="222222"/>
+        </w:rPr>
+        <w:t xml:space="preserve"> </w:t>
+      </w:r>
+      <w:r>
+        <w:rPr>
+          <w:color w:val="222222"/>
+        </w:rPr>
+        <w:t>account</w:t>
+      </w:r>
+      <w:r>
+        <w:rPr>
+          <w:color w:val="222222"/>
+        </w:rPr>
+        <w:t xml:space="preserve"> </w:t>
+      </w:r>
+      <w:r>
+        <w:rPr>
+          <w:color w:val="222222"/>
+        </w:rPr>
+        <w:t>with</w:t>
+      </w:r>
+      <w:r>
+        <w:rPr>
+          <w:color w:val="222222"/>
+        </w:rPr>
+        <w:t xml:space="preserve"> </w:t>
+      </w:r>
+      <w:hyperlink r:id="rId133">
         <w:r>
           <w:rPr>
             <w:color w:val="C64600"/>
             <w:u w:val="single"/>
           </w:rPr>
-          <w:t>g</w:t>
-        </w:r>
-        <w:r>
-          <w:rPr>
-            <w:color w:val="C64600"/>
-            <w:u w:val="single"/>
-          </w:rPr>
-          <w:t xml:space="preserve"> </w:t>
-        </w:r>
-        <w:r>
-          <w:rPr>
-            <w:color w:val="C64600"/>
-            <w:u w:val="single"/>
-          </w:rPr>
-          <w:t>Center</w:t>
-        </w:r>
-      </w:hyperlink>
-      <w:r>
-        <w:rPr>
-          <w:color w:val="222222"/>
-        </w:rPr>
-        <w:t>—located</w:t>
-      </w:r>
-      <w:r>
-        <w:rPr>
-          <w:color w:val="222222"/>
-        </w:rPr>
-        <w:t xml:space="preserve"> </w:t>
-      </w:r>
-      <w:r>
-        <w:rPr>
-          <w:color w:val="222222"/>
-        </w:rPr>
-        <w:t>on</w:t>
-      </w:r>
-      <w:r>
-        <w:rPr>
-          <w:color w:val="222222"/>
-        </w:rPr>
-        <w:t xml:space="preserve"> </w:t>
-      </w:r>
-      <w:r>
-        <w:rPr>
-          <w:color w:val="222222"/>
-        </w:rPr>
-        <w:t>the</w:t>
-      </w:r>
-      <w:r>
-        <w:rPr>
-          <w:color w:val="222222"/>
-        </w:rPr>
-        <w:t xml:space="preserve"> </w:t>
-      </w:r>
-      <w:r>
-        <w:rPr>
-          <w:color w:val="222222"/>
-        </w:rPr>
-        <w:t>second</w:t>
-      </w:r>
-      <w:r>
-        <w:rPr>
-          <w:color w:val="222222"/>
-        </w:rPr>
-        <w:t xml:space="preserve"> </w:t>
-      </w:r>
-      <w:r>
-        <w:rPr>
-          <w:color w:val="222222"/>
-        </w:rPr>
-        <w:t>floor</w:t>
-      </w:r>
-      <w:r>
-        <w:rPr>
-          <w:color w:val="222222"/>
-        </w:rPr>
-        <w:t xml:space="preserve"> </w:t>
-      </w:r>
-      <w:r>
-        <w:rPr>
-          <w:color w:val="222222"/>
-        </w:rPr>
-        <w:t>of</w:t>
-      </w:r>
-      <w:r>
-        <w:rPr>
-          <w:color w:val="222222"/>
-        </w:rPr>
-        <w:t xml:space="preserve"> </w:t>
-      </w:r>
-      <w:r>
-        <w:rPr>
-          <w:color w:val="222222"/>
-        </w:rPr>
-        <w:t>Newman</w:t>
-      </w:r>
-      <w:r>
-        <w:rPr>
-          <w:color w:val="222222"/>
-        </w:rPr>
-        <w:t xml:space="preserve"> </w:t>
-      </w:r>
-      <w:r>
-        <w:rPr>
-          <w:color w:val="222222"/>
-        </w:rPr>
-        <w:t>Library—is</w:t>
-      </w:r>
-      <w:r>
-        <w:rPr>
-          <w:color w:val="222222"/>
-        </w:rPr>
-        <w:t xml:space="preserve"> </w:t>
-      </w:r>
-      <w:r>
-        <w:rPr>
-          <w:color w:val="222222"/>
-        </w:rPr>
-        <w:t>for</w:t>
-      </w:r>
-      <w:r>
-        <w:rPr>
-          <w:color w:val="222222"/>
-        </w:rPr>
-        <w:t xml:space="preserve"> </w:t>
-      </w:r>
-      <w:r>
-        <w:rPr>
-          <w:color w:val="222222"/>
-        </w:rPr>
-        <w:t>all</w:t>
-      </w:r>
-      <w:r>
-        <w:rPr>
-          <w:color w:val="222222"/>
-        </w:rPr>
-        <w:t xml:space="preserve"> </w:t>
-      </w:r>
-      <w:r>
-        <w:rPr>
-          <w:color w:val="222222"/>
-        </w:rPr>
-        <w:t>writers.</w:t>
-      </w:r>
-      <w:r>
-        <w:rPr>
-          <w:color w:val="222222"/>
-        </w:rPr>
-        <w:t xml:space="preserve"> </w:t>
-      </w:r>
-      <w:r>
-        <w:rPr>
-          <w:color w:val="222222"/>
-        </w:rPr>
-        <w:t>You</w:t>
-      </w:r>
-      <w:r>
-        <w:rPr>
-          <w:color w:val="222222"/>
-        </w:rPr>
-        <w:t xml:space="preserve"> </w:t>
-      </w:r>
-      <w:r>
-        <w:rPr>
-          <w:color w:val="222222"/>
-        </w:rPr>
-        <w:t>can</w:t>
-      </w:r>
-      <w:r>
-        <w:rPr>
-          <w:color w:val="222222"/>
-        </w:rPr>
-        <w:t xml:space="preserve"> </w:t>
-      </w:r>
-      <w:r>
-        <w:rPr>
-          <w:color w:val="222222"/>
-        </w:rPr>
-        <w:t>go</w:t>
-      </w:r>
-      <w:r>
-        <w:rPr>
-          <w:color w:val="222222"/>
-        </w:rPr>
-        <w:t xml:space="preserve"> </w:t>
-      </w:r>
-      <w:r>
-        <w:rPr>
-          <w:color w:val="222222"/>
-        </w:rPr>
-        <w:t>if</w:t>
-      </w:r>
-      <w:r>
-        <w:rPr>
-          <w:color w:val="222222"/>
-        </w:rPr>
-        <w:t xml:space="preserve"> </w:t>
-      </w:r>
-      <w:r>
-        <w:rPr>
-          <w:color w:val="222222"/>
-        </w:rPr>
-        <w:t>you</w:t>
-      </w:r>
-      <w:r>
-        <w:rPr>
-          <w:color w:val="222222"/>
-        </w:rPr>
-        <w:t xml:space="preserve"> </w:t>
-      </w:r>
-      <w:r>
-        <w:rPr>
-          <w:color w:val="222222"/>
-        </w:rPr>
-        <w:t>have</w:t>
-      </w:r>
-      <w:r>
-        <w:rPr>
-          <w:color w:val="222222"/>
-        </w:rPr>
-        <w:t xml:space="preserve"> </w:t>
-      </w:r>
-      <w:r>
-        <w:rPr>
-          <w:color w:val="222222"/>
-        </w:rPr>
-        <w:t>a</w:t>
-      </w:r>
-      <w:r>
-        <w:rPr>
-          <w:color w:val="222222"/>
-        </w:rPr>
-        <w:t xml:space="preserve"> </w:t>
-      </w:r>
-      <w:r>
-        <w:rPr>
-          <w:color w:val="222222"/>
-        </w:rPr>
-        <w:t>draft,</w:t>
-      </w:r>
-      <w:r>
-        <w:rPr>
-          <w:color w:val="222222"/>
-        </w:rPr>
-        <w:t xml:space="preserve"> </w:t>
-      </w:r>
-      <w:r>
-        <w:rPr>
-          <w:color w:val="222222"/>
-        </w:rPr>
-        <w:t>an</w:t>
-      </w:r>
-      <w:r>
-        <w:rPr>
-          <w:color w:val="222222"/>
-        </w:rPr>
-        <w:t xml:space="preserve"> </w:t>
-      </w:r>
-      <w:r>
-        <w:rPr>
-          <w:color w:val="222222"/>
-        </w:rPr>
-        <w:t>outline,</w:t>
-      </w:r>
-      <w:r>
-        <w:rPr>
-          <w:color w:val="222222"/>
-        </w:rPr>
-        <w:t xml:space="preserve"> </w:t>
-      </w:r>
-      <w:r>
-        <w:rPr>
-          <w:color w:val="222222"/>
-        </w:rPr>
-        <w:t>or</w:t>
-      </w:r>
-      <w:r>
-        <w:rPr>
-          <w:color w:val="222222"/>
-        </w:rPr>
-        <w:t xml:space="preserve"> </w:t>
-      </w:r>
-      <w:r>
-        <w:rPr>
-          <w:color w:val="222222"/>
-        </w:rPr>
-        <w:t>just</w:t>
-      </w:r>
-      <w:r>
-        <w:rPr>
-          <w:color w:val="222222"/>
-        </w:rPr>
-        <w:t xml:space="preserve"> </w:t>
-      </w:r>
-      <w:r>
-        <w:rPr>
-          <w:color w:val="222222"/>
-        </w:rPr>
-        <w:t>ideas.</w:t>
-      </w:r>
-      <w:r>
-        <w:rPr>
-          <w:color w:val="222222"/>
-        </w:rPr>
-        <w:t xml:space="preserve"> </w:t>
-      </w:r>
-      <w:r>
-        <w:rPr>
-          <w:color w:val="222222"/>
-        </w:rPr>
-        <w:t>Bring</w:t>
-      </w:r>
-      <w:r>
-        <w:rPr>
-          <w:color w:val="222222"/>
-        </w:rPr>
-        <w:t xml:space="preserve"> </w:t>
-      </w:r>
-      <w:r>
-        <w:rPr>
-          <w:color w:val="222222"/>
-        </w:rPr>
-        <w:t>your</w:t>
-      </w:r>
-      <w:r>
-        <w:rPr>
-          <w:color w:val="222222"/>
-        </w:rPr>
-        <w:t xml:space="preserve"> </w:t>
-      </w:r>
-      <w:r>
-        <w:rPr>
-          <w:color w:val="222222"/>
-        </w:rPr>
-        <w:t>assignment</w:t>
-      </w:r>
-      <w:r>
-        <w:rPr>
-          <w:color w:val="222222"/>
-        </w:rPr>
-        <w:t xml:space="preserve"> </w:t>
-      </w:r>
-      <w:r>
-        <w:rPr>
-          <w:color w:val="222222"/>
-        </w:rPr>
-        <w:t>description</w:t>
-      </w:r>
-      <w:r>
-        <w:rPr>
-          <w:color w:val="222222"/>
-        </w:rPr>
-        <w:t xml:space="preserve"> </w:t>
-      </w:r>
-      <w:r>
-        <w:rPr>
-          <w:color w:val="222222"/>
-        </w:rPr>
-        <w:t>with</w:t>
-      </w:r>
-      <w:r>
-        <w:rPr>
-          <w:color w:val="222222"/>
-        </w:rPr>
-        <w:t xml:space="preserve"> </w:t>
-      </w:r>
-      <w:r>
-        <w:rPr>
-          <w:color w:val="222222"/>
-        </w:rPr>
-        <w:t>you.</w:t>
-      </w:r>
-      <w:r>
-        <w:rPr>
-          <w:color w:val="222222"/>
-        </w:rPr>
-        <w:t xml:space="preserve"> </w:t>
-      </w:r>
-      <w:r>
-        <w:rPr>
-          <w:color w:val="222222"/>
-        </w:rPr>
-        <w:t>You</w:t>
-      </w:r>
-      <w:r>
-        <w:rPr>
-          <w:color w:val="222222"/>
-        </w:rPr>
-        <w:t xml:space="preserve"> </w:t>
-      </w:r>
-      <w:r>
-        <w:rPr>
-          <w:color w:val="222222"/>
-        </w:rPr>
-        <w:t>can</w:t>
-      </w:r>
-      <w:r>
-        <w:rPr>
-          <w:color w:val="222222"/>
-        </w:rPr>
-        <w:t xml:space="preserve"> </w:t>
-      </w:r>
-      <w:r>
-        <w:rPr>
-          <w:color w:val="222222"/>
-        </w:rPr>
-        <w:t>make</w:t>
-      </w:r>
-      <w:r>
-        <w:rPr>
-          <w:color w:val="222222"/>
-        </w:rPr>
-        <w:t xml:space="preserve"> </w:t>
-      </w:r>
-      <w:r>
-        <w:rPr>
-          <w:color w:val="222222"/>
-        </w:rPr>
-        <w:t>appointments</w:t>
-      </w:r>
-      <w:r>
-        <w:rPr>
-          <w:color w:val="222222"/>
-        </w:rPr>
-        <w:t xml:space="preserve"> </w:t>
-      </w:r>
-      <w:r>
-        <w:rPr>
-          <w:color w:val="222222"/>
-        </w:rPr>
-        <w:t>online</w:t>
-      </w:r>
-      <w:r>
-        <w:rPr>
-          <w:color w:val="222222"/>
-        </w:rPr>
-        <w:t xml:space="preserve"> </w:t>
-      </w:r>
-      <w:r>
-        <w:rPr>
-          <w:color w:val="222222"/>
-        </w:rPr>
-        <w:t>by</w:t>
-      </w:r>
-      <w:r>
-        <w:rPr>
-          <w:color w:val="222222"/>
-        </w:rPr>
-        <w:t xml:space="preserve"> </w:t>
-      </w:r>
-      <w:r>
-        <w:rPr>
-          <w:color w:val="222222"/>
-        </w:rPr>
-        <w:t>setting</w:t>
-      </w:r>
-      <w:r>
-        <w:rPr>
-          <w:color w:val="222222"/>
-        </w:rPr>
-        <w:t xml:space="preserve"> </w:t>
-      </w:r>
-      <w:r>
-        <w:rPr>
-          <w:color w:val="222222"/>
-        </w:rPr>
-        <w:t>up</w:t>
-      </w:r>
-      <w:r>
-        <w:rPr>
-          <w:color w:val="222222"/>
-        </w:rPr>
-        <w:t xml:space="preserve"> </w:t>
-      </w:r>
-      <w:r>
-        <w:rPr>
-          <w:color w:val="222222"/>
-        </w:rPr>
-        <w:t>an</w:t>
-      </w:r>
-      <w:r>
-        <w:rPr>
-          <w:color w:val="222222"/>
-        </w:rPr>
-        <w:t xml:space="preserve"> </w:t>
-      </w:r>
-      <w:r>
-        <w:rPr>
-          <w:color w:val="222222"/>
-        </w:rPr>
-        <w:t>account</w:t>
-      </w:r>
-      <w:r>
-        <w:rPr>
-          <w:color w:val="222222"/>
-        </w:rPr>
-        <w:t xml:space="preserve"> </w:t>
-      </w:r>
-      <w:r>
-        <w:rPr>
-          <w:color w:val="222222"/>
-        </w:rPr>
-        <w:t>with</w:t>
-      </w:r>
-      <w:r>
-        <w:rPr>
-          <w:color w:val="222222"/>
-        </w:rPr>
-        <w:t xml:space="preserve"> </w:t>
-      </w:r>
-      <w:hyperlink r:id="rId133">
-        <w:r>
-          <w:rPr>
-            <w:color w:val="C64600"/>
-            <w:u w:val="single"/>
-          </w:rPr>
-          <w:t>WCO</w:t>
-        </w:r>
-        <w:r>
-          <w:rPr>
-            <w:color w:val="C64600"/>
-            <w:u w:val="single"/>
-          </w:rPr>
-          <w:t>n</w:t>
-        </w:r>
-        <w:r>
-          <w:rPr>
-            <w:color w:val="C64600"/>
-            <w:u w:val="single"/>
-          </w:rPr>
-          <w:t>line</w:t>
+          <w:t>WCOnline</w:t>
         </w:r>
       </w:hyperlink>
       <w:r>
@@ -36479,6 +35741,7 @@
       <w:bookmarkStart w:id="30" w:name="_Principles_of_Community"/>
       <w:bookmarkEnd w:id="30"/>
       <w:r>
+        <w:lastRenderedPageBreak/>
         <w:drawing>
           <wp:inline distT="0" distB="0" distL="0" distR="0" wp14:anchorId="4EEEB256" wp14:editId="014AC82B">
             <wp:extent cx="304800" cy="304800"/>
@@ -36671,14 +35934,7 @@
             <w:color w:val="C64600"/>
             <w:u w:val="single"/>
           </w:rPr>
-          <w:t>P</w:t>
-        </w:r>
-        <w:r>
-          <w:rPr>
-            <w:color w:val="C64600"/>
-            <w:u w:val="single"/>
-          </w:rPr>
-          <w:t>rinciples</w:t>
+          <w:t>Principles</w:t>
         </w:r>
         <w:r>
           <w:rPr>
@@ -38109,7 +37365,6 @@
         <w:rPr>
           <w:color w:val="222222"/>
         </w:rPr>
-        <w:lastRenderedPageBreak/>
         <w:t>eliminate</w:t>
       </w:r>
       <w:r>
@@ -38767,19 +38022,7 @@
           <w:rPr>
             <w:rStyle w:val="Hyperlink"/>
           </w:rPr>
-          <w:t>pr</w:t>
-        </w:r>
-        <w:r>
-          <w:rPr>
-            <w:rStyle w:val="Hyperlink"/>
-          </w:rPr>
-          <w:t>i</w:t>
-        </w:r>
-        <w:r>
-          <w:rPr>
-            <w:rStyle w:val="Hyperlink"/>
-          </w:rPr>
-          <w:t>vacy policy</w:t>
+          <w:t>privacy policy</w:t>
         </w:r>
       </w:hyperlink>
       <w:r>
@@ -38815,19 +38058,7 @@
           <w:rPr>
             <w:rStyle w:val="Hyperlink"/>
           </w:rPr>
-          <w:t>Office of the Uni</w:t>
-        </w:r>
-        <w:r>
-          <w:rPr>
-            <w:rStyle w:val="Hyperlink"/>
-          </w:rPr>
-          <w:t>v</w:t>
-        </w:r>
-        <w:r>
-          <w:rPr>
-            <w:rStyle w:val="Hyperlink"/>
-          </w:rPr>
-          <w:t>ersity Registrar's Student Privacy (FERPA) Page</w:t>
+          <w:t>Office of the University Registrar's Student Privacy (FERPA) Page</w:t>
         </w:r>
       </w:hyperlink>
       <w:r>
@@ -38847,6 +38078,7 @@
           <w:b/>
           <w:bCs/>
         </w:rPr>
+        <w:lastRenderedPageBreak/>
         <w:t>Google Docs</w:t>
       </w:r>
       <w:r>
@@ -38857,19 +38089,7 @@
           <w:rPr>
             <w:rStyle w:val="Hyperlink"/>
           </w:rPr>
-          <w:t>Pri</w:t>
-        </w:r>
-        <w:r>
-          <w:rPr>
-            <w:rStyle w:val="Hyperlink"/>
-          </w:rPr>
-          <w:t>v</w:t>
-        </w:r>
-        <w:r>
-          <w:rPr>
-            <w:rStyle w:val="Hyperlink"/>
-          </w:rPr>
-          <w:t>acy Policy page</w:t>
+          <w:t>Privacy Policy page</w:t>
         </w:r>
       </w:hyperlink>
       <w:r>
@@ -38899,19 +38119,7 @@
           <w:rPr>
             <w:rStyle w:val="Hyperlink"/>
           </w:rPr>
-          <w:t xml:space="preserve">Privacy </w:t>
-        </w:r>
-        <w:r>
-          <w:rPr>
-            <w:rStyle w:val="Hyperlink"/>
-          </w:rPr>
-          <w:t>a</w:t>
-        </w:r>
-        <w:r>
-          <w:rPr>
-            <w:rStyle w:val="Hyperlink"/>
-          </w:rPr>
-          <w:t>t Microsoft</w:t>
+          <w:t>Privacy at Microsoft</w:t>
         </w:r>
       </w:hyperlink>
       <w:r>
@@ -38939,50 +38147,22 @@
             <w:color w:val="C64600"/>
             <w:u w:val="single"/>
           </w:rPr>
-          <w:t>SAFE</w:t>
-        </w:r>
+          <w:t>SAFE at VT and Title IX at Virginia Tech</w:t>
+        </w:r>
+      </w:hyperlink>
+      <w:r>
+        <w:rPr>
+          <w:color w:val="222222"/>
+        </w:rPr>
+        <w:t xml:space="preserve">. Note that I am a mandatory reporter and cannot guarantee confidentiality when you talk to me. I am required to report any prohibited conduct. Consult the </w:t>
+      </w:r>
+      <w:hyperlink r:id="rId146">
         <w:r>
           <w:rPr>
             <w:color w:val="C64600"/>
             <w:u w:val="single"/>
           </w:rPr>
-          <w:t xml:space="preserve"> </w:t>
-        </w:r>
-        <w:r>
-          <w:rPr>
-            <w:color w:val="C64600"/>
-            <w:u w:val="single"/>
-          </w:rPr>
-          <w:t>at VT and Title IX at Virginia Tech</w:t>
-        </w:r>
-      </w:hyperlink>
-      <w:r>
-        <w:rPr>
-          <w:color w:val="222222"/>
-        </w:rPr>
-        <w:t xml:space="preserve">. Note that I am a mandatory reporter and cannot guarantee confidentiality when you talk to me. I am required to report any prohibited conduct. Consult the </w:t>
-      </w:r>
-      <w:hyperlink r:id="rId146">
-        <w:r>
-          <w:rPr>
-            <w:color w:val="C64600"/>
-            <w:u w:val="single"/>
-          </w:rPr>
-          <w:t>Safe a</w:t>
-        </w:r>
-        <w:r>
-          <w:rPr>
-            <w:color w:val="C64600"/>
-            <w:u w:val="single"/>
-          </w:rPr>
-          <w:t>t</w:t>
-        </w:r>
-        <w:r>
-          <w:rPr>
-            <w:color w:val="C64600"/>
-            <w:u w:val="single"/>
-          </w:rPr>
-          <w:t xml:space="preserve"> VT page</w:t>
+          <w:t>Safe at VT page</w:t>
         </w:r>
       </w:hyperlink>
       <w:r>
@@ -39015,19 +38195,7 @@
           <w:rPr>
             <w:rStyle w:val="Hyperlink"/>
           </w:rPr>
-          <w:t>How Does YouTub</w:t>
-        </w:r>
-        <w:r>
-          <w:rPr>
-            <w:rStyle w:val="Hyperlink"/>
-          </w:rPr>
-          <w:t>e</w:t>
-        </w:r>
-        <w:r>
-          <w:rPr>
-            <w:rStyle w:val="Hyperlink"/>
-          </w:rPr>
-          <w:t xml:space="preserve"> Maintain User Privacy?</w:t>
+          <w:t>How Does YouTube Maintain User Privacy?</w:t>
         </w:r>
       </w:hyperlink>
       <w:r>
@@ -39047,7 +38215,6 @@
           <w:b/>
           <w:bCs/>
         </w:rPr>
-        <w:lastRenderedPageBreak/>
         <w:t>Zoom</w:t>
       </w:r>
       <w:r>
@@ -39058,19 +38225,7 @@
           <w:rPr>
             <w:rStyle w:val="Hyperlink"/>
           </w:rPr>
-          <w:t>Zoom Privac</w:t>
-        </w:r>
-        <w:r>
-          <w:rPr>
-            <w:rStyle w:val="Hyperlink"/>
-          </w:rPr>
-          <w:t>y</w:t>
-        </w:r>
-        <w:r>
-          <w:rPr>
-            <w:rStyle w:val="Hyperlink"/>
-          </w:rPr>
-          <w:t xml:space="preserve"> Statement</w:t>
+          <w:t>Zoom Privacy Statement</w:t>
         </w:r>
       </w:hyperlink>
       <w:r>
@@ -41001,21 +40156,7 @@
             <w:color w:val="C64600"/>
             <w:u w:val="single"/>
           </w:rPr>
-          <w:t>Te</w:t>
-        </w:r>
-        <w:r>
-          <w:rPr>
-            <w:color w:val="C64600"/>
-            <w:u w:val="single"/>
-          </w:rPr>
-          <w:t>c</w:t>
-        </w:r>
-        <w:r>
-          <w:rPr>
-            <w:color w:val="C64600"/>
-            <w:u w:val="single"/>
-          </w:rPr>
-          <w:t>h</w:t>
+          <w:t>Tech</w:t>
         </w:r>
         <w:r>
           <w:rPr>
@@ -44995,16 +44136,7 @@
           <w:szCs w:val="18"/>
           <w:u w:val="single"/>
         </w:rPr>
-        <w:t>A</w:t>
-      </w:r>
-      <w:r>
-        <w:rPr>
-          <w:color w:val="C64600"/>
-          <w:sz w:val="18"/>
-          <w:szCs w:val="18"/>
-          <w:u w:val="single"/>
-        </w:rPr>
-        <w:t>ttribution-NonCommercial-ShareAlike</w:t>
+        <w:t>Attribution-NonCommercial-ShareAlike</w:t>
       </w:r>
       <w:r>
         <w:rPr>
@@ -48241,6 +47373,7 @@
   <w:style w:type="character" w:default="1" w:styleId="DefaultParagraphFont">
     <w:name w:val="Default Paragraph Font"/>
     <w:uiPriority w:val="1"/>
+    <w:semiHidden/>
     <w:unhideWhenUsed/>
   </w:style>
   <w:style w:type="table" w:default="1" w:styleId="TableNormal">
